--- a/Курсовая_Уапов_ПО2406.docx
+++ b/Курсовая_Уапов_ПО2406.docx
@@ -211,7 +211,7 @@
     <w:sdt>
       <w:sdtPr>
         <w:alias w:val="Содержание"/>
-        <w:id w:val="-1909057511"/>
+        <w:id w:val="1136076276"/>
       </w:sdtPr>
       <w:sdtEndPr/>
       <w:sdtContent>
@@ -234,7 +234,7 @@
           <w:r>
             <w:fldChar w:fldCharType="separate"/>
           </w:r>
-          <w:hyperlink w:anchor="_Toc242899023" w:history="1">
+          <w:hyperlink w:anchor="_Toc242901341" w:history="1">
             <w:r>
               <w:rPr>
                 <w:rStyle w:val="a5"/>
@@ -258,7 +258,7 @@
               <w:rPr>
                 <w:noProof/>
               </w:rPr>
-              <w:instrText xml:space="preserve"> PAGEREF _Toc242899023 \h </w:instrText>
+              <w:instrText xml:space="preserve"> PAGEREF _Toc242901341 \h </w:instrText>
             </w:r>
             <w:r>
               <w:rPr>
@@ -295,7 +295,7 @@
               <w:noProof/>
             </w:rPr>
           </w:pPr>
-          <w:hyperlink w:anchor="_Toc242899024" w:history="1">
+          <w:hyperlink w:anchor="_Toc242901342" w:history="1">
             <w:r>
               <w:rPr>
                 <w:rStyle w:val="a5"/>
@@ -319,7 +319,7 @@
               <w:rPr>
                 <w:noProof/>
               </w:rPr>
-              <w:instrText xml:space="preserve"> PAGEREF _Toc242899024 \h </w:instrText>
+              <w:instrText xml:space="preserve"> PAGEREF _Toc242901342 \h </w:instrText>
             </w:r>
             <w:r>
               <w:rPr>
@@ -356,7 +356,7 @@
               <w:noProof/>
             </w:rPr>
           </w:pPr>
-          <w:hyperlink w:anchor="_Toc242899025" w:history="1">
+          <w:hyperlink w:anchor="_Toc242901343" w:history="1">
             <w:r>
               <w:rPr>
                 <w:rStyle w:val="a5"/>
@@ -380,7 +380,7 @@
               <w:rPr>
                 <w:noProof/>
               </w:rPr>
-              <w:instrText xml:space="preserve"> PAGEREF _Toc242899025 \h </w:instrText>
+              <w:instrText xml:space="preserve"> PAGEREF _Toc242901343 \h </w:instrText>
             </w:r>
             <w:r>
               <w:rPr>
@@ -417,7 +417,7 @@
               <w:noProof/>
             </w:rPr>
           </w:pPr>
-          <w:hyperlink w:anchor="_Toc242899026" w:history="1">
+          <w:hyperlink w:anchor="_Toc242901344" w:history="1">
             <w:r>
               <w:rPr>
                 <w:rStyle w:val="a5"/>
@@ -441,7 +441,7 @@
               <w:rPr>
                 <w:noProof/>
               </w:rPr>
-              <w:instrText xml:space="preserve"> PAGEREF _Toc242899026 \h </w:instrText>
+              <w:instrText xml:space="preserve"> PAGEREF _Toc242901344 \h </w:instrText>
             </w:r>
             <w:r>
               <w:rPr>
@@ -478,7 +478,7 @@
               <w:noProof/>
             </w:rPr>
           </w:pPr>
-          <w:hyperlink w:anchor="_Toc242899027" w:history="1">
+          <w:hyperlink w:anchor="_Toc242901345" w:history="1">
             <w:r>
               <w:rPr>
                 <w:rStyle w:val="a5"/>
@@ -502,7 +502,7 @@
               <w:rPr>
                 <w:noProof/>
               </w:rPr>
-              <w:instrText xml:space="preserve"> PAGEREF _Toc242899027 \h </w:instrText>
+              <w:instrText xml:space="preserve"> PAGEREF _Toc242901345 \h </w:instrText>
             </w:r>
             <w:r>
               <w:rPr>
@@ -539,7 +539,7 @@
               <w:noProof/>
             </w:rPr>
           </w:pPr>
-          <w:hyperlink w:anchor="_Toc242899028" w:history="1">
+          <w:hyperlink w:anchor="_Toc242901346" w:history="1">
             <w:r>
               <w:rPr>
                 <w:rStyle w:val="a5"/>
@@ -563,7 +563,7 @@
               <w:rPr>
                 <w:noProof/>
               </w:rPr>
-              <w:instrText xml:space="preserve"> PAGEREF _Toc242899028 \h </w:instrText>
+              <w:instrText xml:space="preserve"> PAGEREF _Toc242901346 \h </w:instrText>
             </w:r>
             <w:r>
               <w:rPr>
@@ -600,7 +600,7 @@
               <w:noProof/>
             </w:rPr>
           </w:pPr>
-          <w:hyperlink w:anchor="_Toc242899029" w:history="1">
+          <w:hyperlink w:anchor="_Toc242901347" w:history="1">
             <w:r>
               <w:rPr>
                 <w:rStyle w:val="a5"/>
@@ -624,7 +624,7 @@
               <w:rPr>
                 <w:noProof/>
               </w:rPr>
-              <w:instrText xml:space="preserve"> PAGEREF _Toc242899029 \h </w:instrText>
+              <w:instrText xml:space="preserve"> PAGEREF _Toc242901347 \h </w:instrText>
             </w:r>
             <w:r>
               <w:rPr>
@@ -661,7 +661,7 @@
               <w:noProof/>
             </w:rPr>
           </w:pPr>
-          <w:hyperlink w:anchor="_Toc242899030" w:history="1">
+          <w:hyperlink w:anchor="_Toc242901348" w:history="1">
             <w:r>
               <w:rPr>
                 <w:rStyle w:val="a5"/>
@@ -685,7 +685,7 @@
               <w:rPr>
                 <w:noProof/>
               </w:rPr>
-              <w:instrText xml:space="preserve"> PAGEREF _Toc242899030 \h </w:instrText>
+              <w:instrText xml:space="preserve"> PAGEREF _Toc242901348 \h </w:instrText>
             </w:r>
             <w:r>
               <w:rPr>
@@ -722,7 +722,7 @@
               <w:noProof/>
             </w:rPr>
           </w:pPr>
-          <w:hyperlink w:anchor="_Toc242899031" w:history="1">
+          <w:hyperlink w:anchor="_Toc242901349" w:history="1">
             <w:r>
               <w:rPr>
                 <w:rStyle w:val="a5"/>
@@ -746,7 +746,7 @@
               <w:rPr>
                 <w:noProof/>
               </w:rPr>
-              <w:instrText xml:space="preserve"> PAGEREF _Toc242899031 \h </w:instrText>
+              <w:instrText xml:space="preserve"> PAGEREF _Toc242901349 \h </w:instrText>
             </w:r>
             <w:r>
               <w:rPr>
@@ -783,7 +783,7 @@
               <w:noProof/>
             </w:rPr>
           </w:pPr>
-          <w:hyperlink w:anchor="_Toc242899032" w:history="1">
+          <w:hyperlink w:anchor="_Toc242901350" w:history="1">
             <w:r>
               <w:rPr>
                 <w:rStyle w:val="a5"/>
@@ -807,7 +807,7 @@
               <w:rPr>
                 <w:noProof/>
               </w:rPr>
-              <w:instrText xml:space="preserve"> PAGEREF _Toc242899032 \h </w:instrText>
+              <w:instrText xml:space="preserve"> PAGEREF _Toc242901350 \h </w:instrText>
             </w:r>
             <w:r>
               <w:rPr>
@@ -844,7 +844,7 @@
               <w:noProof/>
             </w:rPr>
           </w:pPr>
-          <w:hyperlink w:anchor="_Toc242899033" w:history="1">
+          <w:hyperlink w:anchor="_Toc242901351" w:history="1">
             <w:r>
               <w:rPr>
                 <w:rStyle w:val="a5"/>
@@ -868,7 +868,7 @@
               <w:rPr>
                 <w:noProof/>
               </w:rPr>
-              <w:instrText xml:space="preserve"> PAGEREF _Toc242899033 \h </w:instrText>
+              <w:instrText xml:space="preserve"> PAGEREF _Toc242901351 \h </w:instrText>
             </w:r>
             <w:r>
               <w:rPr>
@@ -905,7 +905,7 @@
               <w:noProof/>
             </w:rPr>
           </w:pPr>
-          <w:hyperlink w:anchor="_Toc242899034" w:history="1">
+          <w:hyperlink w:anchor="_Toc242901352" w:history="1">
             <w:r>
               <w:rPr>
                 <w:rStyle w:val="a5"/>
@@ -929,7 +929,7 @@
               <w:rPr>
                 <w:noProof/>
               </w:rPr>
-              <w:instrText xml:space="preserve"> PAGEREF _Toc242899034 \h </w:instrText>
+              <w:instrText xml:space="preserve"> PAGEREF _Toc242901352 \h </w:instrText>
             </w:r>
             <w:r>
               <w:rPr>
@@ -966,7 +966,7 @@
               <w:noProof/>
             </w:rPr>
           </w:pPr>
-          <w:hyperlink w:anchor="_Toc242899035" w:history="1">
+          <w:hyperlink w:anchor="_Toc242901353" w:history="1">
             <w:r>
               <w:rPr>
                 <w:rStyle w:val="a5"/>
@@ -990,7 +990,7 @@
               <w:rPr>
                 <w:noProof/>
               </w:rPr>
-              <w:instrText xml:space="preserve"> PAGEREF _Toc242899035 \h </w:instrText>
+              <w:instrText xml:space="preserve"> PAGEREF _Toc242901353 \h </w:instrText>
             </w:r>
             <w:r>
               <w:rPr>
@@ -1027,7 +1027,7 @@
               <w:noProof/>
             </w:rPr>
           </w:pPr>
-          <w:hyperlink w:anchor="_Toc242899036" w:history="1">
+          <w:hyperlink w:anchor="_Toc242901354" w:history="1">
             <w:r>
               <w:rPr>
                 <w:rStyle w:val="a5"/>
@@ -1051,7 +1051,7 @@
               <w:rPr>
                 <w:noProof/>
               </w:rPr>
-              <w:instrText xml:space="preserve"> PAGEREF _Toc242899036 \h </w:instrText>
+              <w:instrText xml:space="preserve"> PAGEREF _Toc242901354 \h </w:instrText>
             </w:r>
             <w:r>
               <w:rPr>
@@ -1088,7 +1088,7 @@
               <w:noProof/>
             </w:rPr>
           </w:pPr>
-          <w:hyperlink w:anchor="_Toc242899037" w:history="1">
+          <w:hyperlink w:anchor="_Toc242901355" w:history="1">
             <w:r>
               <w:rPr>
                 <w:rStyle w:val="a5"/>
@@ -1112,7 +1112,7 @@
               <w:rPr>
                 <w:noProof/>
               </w:rPr>
-              <w:instrText xml:space="preserve"> PAGEREF _Toc242899037 \h </w:instrText>
+              <w:instrText xml:space="preserve"> PAGEREF _Toc242901355 \h </w:instrText>
             </w:r>
             <w:r>
               <w:rPr>
@@ -1149,7 +1149,7 @@
               <w:noProof/>
             </w:rPr>
           </w:pPr>
-          <w:hyperlink w:anchor="_Toc242899038" w:history="1">
+          <w:hyperlink w:anchor="_Toc242901356" w:history="1">
             <w:r>
               <w:rPr>
                 <w:rStyle w:val="a5"/>
@@ -1173,7 +1173,7 @@
               <w:rPr>
                 <w:noProof/>
               </w:rPr>
-              <w:instrText xml:space="preserve"> PAGEREF _Toc242899038 \h </w:instrText>
+              <w:instrText xml:space="preserve"> PAGEREF _Toc242901356 \h </w:instrText>
             </w:r>
             <w:r>
               <w:rPr>
@@ -1210,7 +1210,7 @@
               <w:noProof/>
             </w:rPr>
           </w:pPr>
-          <w:hyperlink w:anchor="_Toc242899039" w:history="1">
+          <w:hyperlink w:anchor="_Toc242901357" w:history="1">
             <w:r>
               <w:rPr>
                 <w:rStyle w:val="a5"/>
@@ -1234,7 +1234,7 @@
               <w:rPr>
                 <w:noProof/>
               </w:rPr>
-              <w:instrText xml:space="preserve"> PAGEREF _Toc242899039 \h </w:instrText>
+              <w:instrText xml:space="preserve"> PAGEREF _Toc242901357 \h </w:instrText>
             </w:r>
             <w:r>
               <w:rPr>
@@ -1271,7 +1271,7 @@
               <w:noProof/>
             </w:rPr>
           </w:pPr>
-          <w:hyperlink w:anchor="_Toc242899040" w:history="1">
+          <w:hyperlink w:anchor="_Toc242901358" w:history="1">
             <w:r>
               <w:rPr>
                 <w:rStyle w:val="a5"/>
@@ -1295,7 +1295,7 @@
               <w:rPr>
                 <w:noProof/>
               </w:rPr>
-              <w:instrText xml:space="preserve"> PAGEREF _Toc242899040 \h </w:instrText>
+              <w:instrText xml:space="preserve"> PAGEREF _Toc242901358 \h </w:instrText>
             </w:r>
             <w:r>
               <w:rPr>
@@ -1332,7 +1332,7 @@
               <w:noProof/>
             </w:rPr>
           </w:pPr>
-          <w:hyperlink w:anchor="_Toc242899041" w:history="1">
+          <w:hyperlink w:anchor="_Toc242901359" w:history="1">
             <w:r>
               <w:rPr>
                 <w:rStyle w:val="a5"/>
@@ -1356,7 +1356,7 @@
               <w:rPr>
                 <w:noProof/>
               </w:rPr>
-              <w:instrText xml:space="preserve"> PAGEREF _Toc242899041 \h </w:instrText>
+              <w:instrText xml:space="preserve"> PAGEREF _Toc242901359 \h </w:instrText>
             </w:r>
             <w:r>
               <w:rPr>
@@ -1393,7 +1393,7 @@
               <w:noProof/>
             </w:rPr>
           </w:pPr>
-          <w:hyperlink w:anchor="_Toc242899042" w:history="1">
+          <w:hyperlink w:anchor="_Toc242901360" w:history="1">
             <w:r>
               <w:rPr>
                 <w:rStyle w:val="a5"/>
@@ -1417,7 +1417,7 @@
               <w:rPr>
                 <w:noProof/>
               </w:rPr>
-              <w:instrText xml:space="preserve"> PAGEREF _Toc242899042 \h </w:instrText>
+              <w:instrText xml:space="preserve"> PAGEREF _Toc242901360 \h </w:instrText>
             </w:r>
             <w:r>
               <w:rPr>
@@ -1456,7 +1456,7 @@
         <w:pStyle w:val="1"/>
         <w:pageBreakBefore/>
       </w:pPr>
-      <w:bookmarkStart w:id="0" w:name="_Toc242899023"/>
+      <w:bookmarkStart w:id="0" w:name="_Toc242901341"/>
       <w:r>
         <w:lastRenderedPageBreak/>
         <w:t>ВВЕДЕНИЕ</w:t>
@@ -1710,7 +1710,7 @@
         <w:pStyle w:val="1"/>
         <w:pageBreakBefore/>
       </w:pPr>
-      <w:bookmarkStart w:id="1" w:name="_Toc242899024"/>
+      <w:bookmarkStart w:id="1" w:name="_Toc242901342"/>
       <w:r>
         <w:lastRenderedPageBreak/>
         <w:t>1 ТЕОРЕТИЧЕСКАЯ ЧАСТЬ</w:t>
@@ -1723,7 +1723,7 @@
         <w:keepNext/>
         <w:ind w:firstLine="709"/>
       </w:pPr>
-      <w:bookmarkStart w:id="2" w:name="_Toc242899025"/>
+      <w:bookmarkStart w:id="2" w:name="_Toc242901343"/>
       <w:r>
         <w:t>1.1 Анализ предметной области</w:t>
       </w:r>
@@ -1775,7 +1775,7 @@
         <w:keepNext/>
         <w:ind w:firstLine="709"/>
       </w:pPr>
-      <w:bookmarkStart w:id="3" w:name="_Toc242899026"/>
+      <w:bookmarkStart w:id="3" w:name="_Toc242901344"/>
       <w:r>
         <w:lastRenderedPageBreak/>
         <w:t>1.2 Особенности мобильных приложений</w:t>
@@ -1878,7 +1878,7 @@
         <w:keepNext/>
         <w:ind w:firstLine="709"/>
       </w:pPr>
-      <w:bookmarkStart w:id="4" w:name="_Toc242899027"/>
+      <w:bookmarkStart w:id="4" w:name="_Toc242901345"/>
       <w:r>
         <w:lastRenderedPageBreak/>
         <w:t>1.3 Принципы разработки мобильных приложений</w:t>
@@ -2027,7 +2027,7 @@
         <w:keepNext/>
         <w:ind w:firstLine="709"/>
       </w:pPr>
-      <w:bookmarkStart w:id="5" w:name="_Toc242899028"/>
+      <w:bookmarkStart w:id="5" w:name="_Toc242901346"/>
       <w:r>
         <w:t>1.4 Анализ аналогичных решений</w:t>
       </w:r>
@@ -3518,7 +3518,7 @@
         <w:keepNext/>
         <w:ind w:firstLine="709"/>
       </w:pPr>
-      <w:bookmarkStart w:id="6" w:name="_Toc242899029"/>
+      <w:bookmarkStart w:id="6" w:name="_Toc242901347"/>
       <w:r>
         <w:lastRenderedPageBreak/>
         <w:t>1.5 Обоснование выбора технологий</w:t>
@@ -4318,7 +4318,7 @@
         <w:pStyle w:val="1"/>
         <w:pageBreakBefore/>
       </w:pPr>
-      <w:bookmarkStart w:id="7" w:name="_Toc242899030"/>
+      <w:bookmarkStart w:id="7" w:name="_Toc242901348"/>
       <w:r>
         <w:lastRenderedPageBreak/>
         <w:t>2 ПРАКТИЧЕСКАЯ ЧАСТЬ</w:t>
@@ -4331,7 +4331,7 @@
         <w:keepNext/>
         <w:ind w:firstLine="709"/>
       </w:pPr>
-      <w:bookmarkStart w:id="8" w:name="_Toc242899031"/>
+      <w:bookmarkStart w:id="8" w:name="_Toc242901349"/>
       <w:r>
         <w:t>2.1 Анализ проекта первого семестра и план развития</w:t>
       </w:r>
@@ -4444,7 +4444,7 @@
         <w:keepNext/>
         <w:ind w:firstLine="709"/>
       </w:pPr>
-      <w:bookmarkStart w:id="9" w:name="_Toc242899032"/>
+      <w:bookmarkStart w:id="9" w:name="_Toc242901350"/>
       <w:r>
         <w:lastRenderedPageBreak/>
         <w:t>2.2 Архитектура приложения</w:t>
@@ -5399,7 +5399,7 @@
         <w:keepNext/>
         <w:ind w:firstLine="709"/>
       </w:pPr>
-      <w:bookmarkStart w:id="10" w:name="_Toc242899033"/>
+      <w:bookmarkStart w:id="10" w:name="_Toc242901351"/>
       <w:r>
         <w:t>2.3 Структура базы данных</w:t>
       </w:r>
@@ -5937,7 +5937,7 @@
         <w:keepNext/>
         <w:ind w:firstLine="709"/>
       </w:pPr>
-      <w:bookmarkStart w:id="11" w:name="_Toc242899034"/>
+      <w:bookmarkStart w:id="11" w:name="_Toc242901352"/>
       <w:r>
         <w:t>2.4 Реализация экранов приложения</w:t>
       </w:r>
@@ -5972,7 +5972,7 @@
         </w:rPr>
         <w:lastRenderedPageBreak/>
         <w:drawing>
-          <wp:inline distT="0" distB="0" distL="0" distR="0" wp14:anchorId="57B5D79E" wp14:editId="761DB019">
+          <wp:inline distT="0" distB="0" distL="0" distR="0" wp14:anchorId="0703A16F" wp14:editId="3154D4C0">
             <wp:extent cx="2000250" cy="4448175"/>
             <wp:effectExtent l="0" t="0" r="0" b="0"/>
             <wp:docPr id="1" name="01_splash.png" descr="Экран-заставка" title="Экран-заставка"/>
@@ -6049,7 +6049,7 @@
         </w:rPr>
         <w:lastRenderedPageBreak/>
         <w:drawing>
-          <wp:inline distT="0" distB="0" distL="0" distR="0" wp14:anchorId="6BF997E8" wp14:editId="61457D9D">
+          <wp:inline distT="0" distB="0" distL="0" distR="0" wp14:anchorId="1E7290C9" wp14:editId="2C2929FD">
             <wp:extent cx="2000250" cy="4352925"/>
             <wp:effectExtent l="0" t="0" r="0" b="0"/>
             <wp:docPr id="2" name="02_register.png" descr="Экран регистрации" title="Экран регистрации"/>
@@ -6126,7 +6126,7 @@
         </w:rPr>
         <w:lastRenderedPageBreak/>
         <w:drawing>
-          <wp:inline distT="0" distB="0" distL="0" distR="0" wp14:anchorId="41F0E440" wp14:editId="51713A86">
+          <wp:inline distT="0" distB="0" distL="0" distR="0" wp14:anchorId="423CA6E0" wp14:editId="2BDAC2A8">
             <wp:extent cx="2000250" cy="4324350"/>
             <wp:effectExtent l="0" t="0" r="0" b="0"/>
             <wp:docPr id="3" name="03_login_errors.png" descr="Экран авторизации с сообщениями валидации" title="Экран авторизации с сообщениями валидации"/>
@@ -6220,7 +6220,7 @@
         </w:rPr>
         <w:lastRenderedPageBreak/>
         <w:drawing>
-          <wp:inline distT="0" distB="0" distL="0" distR="0" wp14:anchorId="7FDF0742" wp14:editId="2A26745A">
+          <wp:inline distT="0" distB="0" distL="0" distR="0" wp14:anchorId="026A745D" wp14:editId="48FEB248">
             <wp:extent cx="2000250" cy="4448175"/>
             <wp:effectExtent l="0" t="0" r="0" b="0"/>
             <wp:docPr id="4" name="04_home.png" descr="Главная страница с лентой объявлений" title="Главная страница с лентой объявлений"/>
@@ -6299,7 +6299,7 @@
           <w:noProof/>
         </w:rPr>
         <w:drawing>
-          <wp:inline distT="0" distB="0" distL="0" distR="0" wp14:anchorId="204A6076" wp14:editId="60635872">
+          <wp:inline distT="0" distB="0" distL="0" distR="0" wp14:anchorId="6E0A4B39" wp14:editId="1BF4BD19">
             <wp:extent cx="2000250" cy="581025"/>
             <wp:effectExtent l="0" t="0" r="0" b="0"/>
             <wp:docPr id="5" name="04b_navbar.png" descr="Нижняя панель навигации с кнопкой добавления объявления" title="Нижняя панель навигации с кнопкой добавления объявления"/>
@@ -6379,7 +6379,7 @@
           <w:noProof/>
         </w:rPr>
         <w:drawing>
-          <wp:inline distT="0" distB="0" distL="0" distR="0" wp14:anchorId="5E44F57D" wp14:editId="168AA1B7">
+          <wp:inline distT="0" distB="0" distL="0" distR="0" wp14:anchorId="1707376F" wp14:editId="0AE65E84">
             <wp:extent cx="2000250" cy="4448175"/>
             <wp:effectExtent l="0" t="0" r="0" b="0"/>
             <wp:docPr id="6" name="05_item_form.png" descr="Форма создания объявления" title="Форма создания объявления"/>
@@ -6439,7 +6439,7 @@
         </w:rPr>
         <w:lastRenderedPageBreak/>
         <w:drawing>
-          <wp:inline distT="0" distB="0" distL="0" distR="0" wp14:anchorId="5F6AB322" wp14:editId="1B670E66">
+          <wp:inline distT="0" distB="0" distL="0" distR="0" wp14:anchorId="42C4A27A" wp14:editId="0C9A08D3">
             <wp:extent cx="2000250" cy="4448175"/>
             <wp:effectExtent l="0" t="0" r="0" b="0"/>
             <wp:docPr id="7" name="06_item_detail.png" descr="Экран просмотра объявления" title="Экран просмотра объявления"/>
@@ -6516,7 +6516,7 @@
         </w:rPr>
         <w:lastRenderedPageBreak/>
         <w:drawing>
-          <wp:inline distT="0" distB="0" distL="0" distR="0" wp14:anchorId="5BA019DF" wp14:editId="280D7068">
+          <wp:inline distT="0" distB="0" distL="0" distR="0" wp14:anchorId="0C514CB7" wp14:editId="25F8B597">
             <wp:extent cx="2000250" cy="4448175"/>
             <wp:effectExtent l="0" t="0" r="0" b="0"/>
             <wp:docPr id="8" name="07_favorites.png" descr="Раздел «Избранное»" title="Раздел «Избранное»"/>
@@ -6593,7 +6593,7 @@
         </w:rPr>
         <w:lastRenderedPageBreak/>
         <w:drawing>
-          <wp:inline distT="0" distB="0" distL="0" distR="0" wp14:anchorId="269E0AF1" wp14:editId="18168C21">
+          <wp:inline distT="0" distB="0" distL="0" distR="0" wp14:anchorId="515B22AB" wp14:editId="304DD888">
             <wp:extent cx="2000250" cy="4448175"/>
             <wp:effectExtent l="0" t="0" r="0" b="0"/>
             <wp:docPr id="9" name="08_history.png" descr="Раздел «История сделок»" title="Раздел «История сделок»"/>
@@ -6670,7 +6670,7 @@
         </w:rPr>
         <w:lastRenderedPageBreak/>
         <w:drawing>
-          <wp:inline distT="0" distB="0" distL="0" distR="0" wp14:anchorId="340A99E4" wp14:editId="15BE99BF">
+          <wp:inline distT="0" distB="0" distL="0" distR="0" wp14:anchorId="3578AE27" wp14:editId="71BDD25A">
             <wp:extent cx="2000250" cy="4448175"/>
             <wp:effectExtent l="0" t="0" r="0" b="0"/>
             <wp:docPr id="10" name="09_profile.png" descr="Экран профиля" title="Экран профиля"/>
@@ -6730,7 +6730,7 @@
         </w:rPr>
         <w:lastRenderedPageBreak/>
         <w:drawing>
-          <wp:inline distT="0" distB="0" distL="0" distR="0" wp14:anchorId="4C1CE6AA" wp14:editId="0BC9DD08">
+          <wp:inline distT="0" distB="0" distL="0" distR="0" wp14:anchorId="1A3BABC7" wp14:editId="7E39A61D">
             <wp:extent cx="2000250" cy="4448175"/>
             <wp:effectExtent l="0" t="0" r="0" b="0"/>
             <wp:docPr id="11" name="10_edit_profile.png" descr="Редактирование профиля" title="Редактирование профиля"/>
@@ -6801,7 +6801,7 @@
         <w:keepNext/>
         <w:ind w:firstLine="709"/>
       </w:pPr>
-      <w:bookmarkStart w:id="12" w:name="_Toc242899035"/>
+      <w:bookmarkStart w:id="12" w:name="_Toc242901353"/>
       <w:r>
         <w:t>2.5 Безопасность данных</w:t>
       </w:r>
@@ -6909,7 +6909,7 @@
         <w:keepNext/>
         <w:ind w:firstLine="709"/>
       </w:pPr>
-      <w:bookmarkStart w:id="13" w:name="_Toc242899036"/>
+      <w:bookmarkStart w:id="13" w:name="_Toc242901354"/>
       <w:r>
         <w:t>2.6 Пользовательский интерфейс</w:t>
       </w:r>
@@ -6944,7 +6944,7 @@
         <w:keepNext/>
         <w:ind w:firstLine="709"/>
       </w:pPr>
-      <w:bookmarkStart w:id="14" w:name="_Toc242899037"/>
+      <w:bookmarkStart w:id="14" w:name="_Toc242901355"/>
       <w:r>
         <w:t>2.7 Тестирование и исправление ошибок</w:t>
       </w:r>
@@ -6957,7 +6957,7 @@
         <w:jc w:val="both"/>
       </w:pPr>
       <w:r>
-        <w:t>Тестирование проводилось в три этапа: автоматические тесты интерфейса, проверка правил безопасности базы данных и ручное функциональное тестирование на эмуляторе Android (Pixel 7).</w:t>
+        <w:t>Тестирование проводилось в три этапа: автоматические тесты интерфейса, проверка правил безопасности базы данных и функциональное тестирование: вручную на эмуляторе Android (Pixel 7) и автоматически в браузере Chrome с помощью Playwright, который проходит сценарии от имени нескольких тестовых пользователей.</w:t>
       </w:r>
     </w:p>
     <w:p>
@@ -6967,11 +6967,11 @@
         <w:jc w:val="both"/>
       </w:pPr>
       <w:r>
-        <w:t xml:space="preserve">Автоматические тесты (файл test/widget_test.dart) проверяют валидацию форм авторизации и регистрации: отображение сообщений при пустых полях, отклонение некорректного email и слишком коротких имени и пароля. Все 3 </w:t>
+        <w:t xml:space="preserve">Автоматические тесты (файл test/widget_test.dart) проверяют валидацию форм авторизации и регистрации: отображение сообщений при пустых полях, </w:t>
       </w:r>
       <w:r>
         <w:lastRenderedPageBreak/>
-        <w:t>теста пройдены. Статический анализ кода командой flutter analyze не выявил ни ошибок, ни предупреждений.</w:t>
+        <w:t>отклонение некорректного email и слишком коротких имени и пароля. Все 3 теста пройдены. Статический анализ кода командой flutter analyze не выявил ни ошибок, ни предупреждений.</w:t>
       </w:r>
     </w:p>
     <w:p>
@@ -8859,7 +8859,15 @@
             </w:tcMar>
             <w:vAlign w:val="center"/>
           </w:tcPr>
-          <w:p/>
+          <w:p>
+            <w:r>
+              <w:rPr>
+                <w:sz w:val="24"/>
+                <w:szCs w:val="24"/>
+              </w:rPr>
+              <w:t>Пройден</w:t>
+            </w:r>
+          </w:p>
         </w:tc>
       </w:tr>
       <w:tr>
@@ -9072,7 +9080,15 @@
             </w:tcMar>
             <w:vAlign w:val="center"/>
           </w:tcPr>
-          <w:p/>
+          <w:p>
+            <w:r>
+              <w:rPr>
+                <w:sz w:val="24"/>
+                <w:szCs w:val="24"/>
+              </w:rPr>
+              <w:t>Пройден</w:t>
+            </w:r>
+          </w:p>
         </w:tc>
       </w:tr>
       <w:tr>
@@ -9284,7 +9300,15 @@
             </w:tcMar>
             <w:vAlign w:val="center"/>
           </w:tcPr>
-          <w:p/>
+          <w:p>
+            <w:r>
+              <w:rPr>
+                <w:sz w:val="24"/>
+                <w:szCs w:val="24"/>
+              </w:rPr>
+              <w:t>Пройден</w:t>
+            </w:r>
+          </w:p>
         </w:tc>
       </w:tr>
       <w:tr>
@@ -9496,7 +9520,15 @@
             </w:tcMar>
             <w:vAlign w:val="center"/>
           </w:tcPr>
-          <w:p/>
+          <w:p>
+            <w:r>
+              <w:rPr>
+                <w:sz w:val="24"/>
+                <w:szCs w:val="24"/>
+              </w:rPr>
+              <w:t>Пройден</w:t>
+            </w:r>
+          </w:p>
         </w:tc>
       </w:tr>
       <w:tr>
@@ -9598,7 +9630,15 @@
             </w:tcMar>
             <w:vAlign w:val="center"/>
           </w:tcPr>
-          <w:p/>
+          <w:p>
+            <w:r>
+              <w:rPr>
+                <w:sz w:val="24"/>
+                <w:szCs w:val="24"/>
+              </w:rPr>
+              <w:t>Пройден</w:t>
+            </w:r>
+          </w:p>
         </w:tc>
       </w:tr>
       <w:tr>
@@ -10116,7 +10156,15 @@
             </w:tcMar>
             <w:vAlign w:val="center"/>
           </w:tcPr>
-          <w:p/>
+          <w:p>
+            <w:r>
+              <w:rPr>
+                <w:sz w:val="24"/>
+                <w:szCs w:val="24"/>
+              </w:rPr>
+              <w:t>Пройден</w:t>
+            </w:r>
+          </w:p>
         </w:tc>
       </w:tr>
       <w:tr>
@@ -10272,7 +10320,7 @@
                 <w:sz w:val="24"/>
                 <w:szCs w:val="24"/>
               </w:rPr>
-              <w:t>Попытка забрать собственное объявление</w:t>
+              <w:t>Владелец открывает своё объявление</w:t>
             </w:r>
           </w:p>
         </w:tc>
@@ -10299,7 +10347,7 @@
                 <w:sz w:val="24"/>
                 <w:szCs w:val="24"/>
               </w:rPr>
-              <w:t>Сообщение «Нельзя забрать собственное объявление»</w:t>
+              <w:t>Кнопка «Забрать» не показывается, выводится «Это ваше объявление»</w:t>
             </w:r>
           </w:p>
         </w:tc>
@@ -10320,7 +10368,15 @@
             </w:tcMar>
             <w:vAlign w:val="center"/>
           </w:tcPr>
-          <w:p/>
+          <w:p>
+            <w:r>
+              <w:rPr>
+                <w:sz w:val="24"/>
+                <w:szCs w:val="24"/>
+              </w:rPr>
+              <w:t>Пройден</w:t>
+            </w:r>
+          </w:p>
         </w:tc>
       </w:tr>
       <w:tr>
@@ -10725,7 +10781,15 @@
                 <w:sz w:val="24"/>
                 <w:szCs w:val="24"/>
               </w:rPr>
-              <w:t>Экраны с датами (история, карточка вещи) завершались с ошибкой: данные русской локали для форматирования дат не были загружены</w:t>
+              <w:t xml:space="preserve">Экраны с датами (история, карточка вещи) завершались с ошибкой: данные </w:t>
+            </w:r>
+            <w:r>
+              <w:rPr>
+                <w:sz w:val="24"/>
+                <w:szCs w:val="24"/>
+              </w:rPr>
+              <w:lastRenderedPageBreak/>
+              <w:t>русской локали для форматирования дат не были загружены</w:t>
             </w:r>
           </w:p>
         </w:tc>
@@ -10752,6 +10816,7 @@
                 <w:sz w:val="24"/>
                 <w:szCs w:val="24"/>
               </w:rPr>
+              <w:lastRenderedPageBreak/>
               <w:t>Добавлена загрузка локали initializeDateFormatting('ru') при запуске приложения</w:t>
             </w:r>
           </w:p>
@@ -10781,7 +10846,6 @@
                 <w:sz w:val="24"/>
                 <w:szCs w:val="24"/>
               </w:rPr>
-              <w:lastRenderedPageBreak/>
               <w:t>2</w:t>
             </w:r>
           </w:p>
@@ -11505,6 +11569,255 @@
           </w:p>
         </w:tc>
       </w:tr>
+      <w:tr>
+        <w:tc>
+          <w:tcPr>
+            <w:tcW w:w="600" w:type="dxa"/>
+            <w:tcBorders>
+              <w:top w:val="single" w:sz="4" w:space="0" w:color="000000"/>
+              <w:left w:val="single" w:sz="4" w:space="0" w:color="000000"/>
+              <w:bottom w:val="single" w:sz="4" w:space="0" w:color="000000"/>
+              <w:right w:val="single" w:sz="4" w:space="0" w:color="000000"/>
+            </w:tcBorders>
+            <w:tcMar>
+              <w:top w:w="40" w:type="dxa"/>
+              <w:left w:w="80" w:type="dxa"/>
+              <w:bottom w:w="40" w:type="dxa"/>
+              <w:right w:w="80" w:type="dxa"/>
+            </w:tcMar>
+            <w:vAlign w:val="center"/>
+          </w:tcPr>
+          <w:p>
+            <w:r>
+              <w:rPr>
+                <w:sz w:val="24"/>
+                <w:szCs w:val="24"/>
+              </w:rPr>
+              <w:t>11</w:t>
+            </w:r>
+          </w:p>
+        </w:tc>
+        <w:tc>
+          <w:tcPr>
+            <w:tcW w:w="4500" w:type="dxa"/>
+            <w:tcBorders>
+              <w:top w:val="single" w:sz="4" w:space="0" w:color="000000"/>
+              <w:left w:val="single" w:sz="4" w:space="0" w:color="000000"/>
+              <w:bottom w:val="single" w:sz="4" w:space="0" w:color="000000"/>
+              <w:right w:val="single" w:sz="4" w:space="0" w:color="000000"/>
+            </w:tcBorders>
+            <w:tcMar>
+              <w:top w:w="40" w:type="dxa"/>
+              <w:left w:w="80" w:type="dxa"/>
+              <w:bottom w:w="40" w:type="dxa"/>
+              <w:right w:w="80" w:type="dxa"/>
+            </w:tcMar>
+            <w:vAlign w:val="center"/>
+          </w:tcPr>
+          <w:p>
+            <w:r>
+              <w:rPr>
+                <w:sz w:val="24"/>
+                <w:szCs w:val="24"/>
+              </w:rPr>
+              <w:t>Кнопки-иконки (нижняя панель, «+», избранное, изменить, удалить) не имели подписей и не читались экранным диктором</w:t>
+            </w:r>
+          </w:p>
+        </w:tc>
+        <w:tc>
+          <w:tcPr>
+            <w:tcW w:w="4255" w:type="dxa"/>
+            <w:tcBorders>
+              <w:top w:val="single" w:sz="4" w:space="0" w:color="000000"/>
+              <w:left w:val="single" w:sz="4" w:space="0" w:color="000000"/>
+              <w:bottom w:val="single" w:sz="4" w:space="0" w:color="000000"/>
+              <w:right w:val="single" w:sz="4" w:space="0" w:color="000000"/>
+            </w:tcBorders>
+            <w:tcMar>
+              <w:top w:w="40" w:type="dxa"/>
+              <w:left w:w="80" w:type="dxa"/>
+              <w:bottom w:w="40" w:type="dxa"/>
+              <w:right w:w="80" w:type="dxa"/>
+            </w:tcMar>
+            <w:vAlign w:val="center"/>
+          </w:tcPr>
+          <w:p>
+            <w:r>
+              <w:rPr>
+                <w:sz w:val="24"/>
+                <w:szCs w:val="24"/>
+              </w:rPr>
+              <w:t>Добавлены подписи доступности (Semantics, tooltip) ко всем кнопкам-иконкам</w:t>
+            </w:r>
+          </w:p>
+        </w:tc>
+      </w:tr>
+      <w:tr>
+        <w:tc>
+          <w:tcPr>
+            <w:tcW w:w="600" w:type="dxa"/>
+            <w:tcBorders>
+              <w:top w:val="single" w:sz="4" w:space="0" w:color="000000"/>
+              <w:left w:val="single" w:sz="4" w:space="0" w:color="000000"/>
+              <w:bottom w:val="single" w:sz="4" w:space="0" w:color="000000"/>
+              <w:right w:val="single" w:sz="4" w:space="0" w:color="000000"/>
+            </w:tcBorders>
+            <w:tcMar>
+              <w:top w:w="40" w:type="dxa"/>
+              <w:left w:w="80" w:type="dxa"/>
+              <w:bottom w:w="40" w:type="dxa"/>
+              <w:right w:w="80" w:type="dxa"/>
+            </w:tcMar>
+            <w:vAlign w:val="center"/>
+          </w:tcPr>
+          <w:p>
+            <w:r>
+              <w:rPr>
+                <w:sz w:val="24"/>
+                <w:szCs w:val="24"/>
+              </w:rPr>
+              <w:t>12</w:t>
+            </w:r>
+          </w:p>
+        </w:tc>
+        <w:tc>
+          <w:tcPr>
+            <w:tcW w:w="4500" w:type="dxa"/>
+            <w:tcBorders>
+              <w:top w:val="single" w:sz="4" w:space="0" w:color="000000"/>
+              <w:left w:val="single" w:sz="4" w:space="0" w:color="000000"/>
+              <w:bottom w:val="single" w:sz="4" w:space="0" w:color="000000"/>
+              <w:right w:val="single" w:sz="4" w:space="0" w:color="000000"/>
+            </w:tcBorders>
+            <w:tcMar>
+              <w:top w:w="40" w:type="dxa"/>
+              <w:left w:w="80" w:type="dxa"/>
+              <w:bottom w:w="40" w:type="dxa"/>
+              <w:right w:w="80" w:type="dxa"/>
+            </w:tcMar>
+            <w:vAlign w:val="center"/>
+          </w:tcPr>
+          <w:p>
+            <w:r>
+              <w:rPr>
+                <w:sz w:val="24"/>
+                <w:szCs w:val="24"/>
+              </w:rPr>
+              <w:t>В веб-версии при попытке забрать уже забранную вещь не выводилось сообщение об ошибке</w:t>
+            </w:r>
+          </w:p>
+        </w:tc>
+        <w:tc>
+          <w:tcPr>
+            <w:tcW w:w="4255" w:type="dxa"/>
+            <w:tcBorders>
+              <w:top w:val="single" w:sz="4" w:space="0" w:color="000000"/>
+              <w:left w:val="single" w:sz="4" w:space="0" w:color="000000"/>
+              <w:bottom w:val="single" w:sz="4" w:space="0" w:color="000000"/>
+              <w:right w:val="single" w:sz="4" w:space="0" w:color="000000"/>
+            </w:tcBorders>
+            <w:tcMar>
+              <w:top w:w="40" w:type="dxa"/>
+              <w:left w:w="80" w:type="dxa"/>
+              <w:bottom w:w="40" w:type="dxa"/>
+              <w:right w:w="80" w:type="dxa"/>
+            </w:tcMar>
+            <w:vAlign w:val="center"/>
+          </w:tcPr>
+          <w:p>
+            <w:r>
+              <w:rPr>
+                <w:sz w:val="24"/>
+                <w:szCs w:val="24"/>
+              </w:rPr>
+              <w:t>Транзакция возвращает причину отказа, сообщение «Эту вещь уже забрали» выводится на всех платформах</w:t>
+            </w:r>
+          </w:p>
+        </w:tc>
+      </w:tr>
+      <w:tr>
+        <w:tc>
+          <w:tcPr>
+            <w:tcW w:w="600" w:type="dxa"/>
+            <w:tcBorders>
+              <w:top w:val="single" w:sz="4" w:space="0" w:color="000000"/>
+              <w:left w:val="single" w:sz="4" w:space="0" w:color="000000"/>
+              <w:bottom w:val="single" w:sz="4" w:space="0" w:color="000000"/>
+              <w:right w:val="single" w:sz="4" w:space="0" w:color="000000"/>
+            </w:tcBorders>
+            <w:tcMar>
+              <w:top w:w="40" w:type="dxa"/>
+              <w:left w:w="80" w:type="dxa"/>
+              <w:bottom w:w="40" w:type="dxa"/>
+              <w:right w:w="80" w:type="dxa"/>
+            </w:tcMar>
+            <w:vAlign w:val="center"/>
+          </w:tcPr>
+          <w:p>
+            <w:r>
+              <w:rPr>
+                <w:sz w:val="24"/>
+                <w:szCs w:val="24"/>
+              </w:rPr>
+              <w:t>13</w:t>
+            </w:r>
+          </w:p>
+        </w:tc>
+        <w:tc>
+          <w:tcPr>
+            <w:tcW w:w="4500" w:type="dxa"/>
+            <w:tcBorders>
+              <w:top w:val="single" w:sz="4" w:space="0" w:color="000000"/>
+              <w:left w:val="single" w:sz="4" w:space="0" w:color="000000"/>
+              <w:bottom w:val="single" w:sz="4" w:space="0" w:color="000000"/>
+              <w:right w:val="single" w:sz="4" w:space="0" w:color="000000"/>
+            </w:tcBorders>
+            <w:tcMar>
+              <w:top w:w="40" w:type="dxa"/>
+              <w:left w:w="80" w:type="dxa"/>
+              <w:bottom w:w="40" w:type="dxa"/>
+              <w:right w:w="80" w:type="dxa"/>
+            </w:tcMar>
+            <w:vAlign w:val="center"/>
+          </w:tcPr>
+          <w:p>
+            <w:r>
+              <w:rPr>
+                <w:sz w:val="24"/>
+                <w:szCs w:val="24"/>
+              </w:rPr>
+              <w:t>В ленте дублировались демо-объявления, созданные ранней версией засева от имени пользователя</w:t>
+            </w:r>
+          </w:p>
+        </w:tc>
+        <w:tc>
+          <w:tcPr>
+            <w:tcW w:w="4255" w:type="dxa"/>
+            <w:tcBorders>
+              <w:top w:val="single" w:sz="4" w:space="0" w:color="000000"/>
+              <w:left w:val="single" w:sz="4" w:space="0" w:color="000000"/>
+              <w:bottom w:val="single" w:sz="4" w:space="0" w:color="000000"/>
+              <w:right w:val="single" w:sz="4" w:space="0" w:color="000000"/>
+            </w:tcBorders>
+            <w:tcMar>
+              <w:top w:w="40" w:type="dxa"/>
+              <w:left w:w="80" w:type="dxa"/>
+              <w:bottom w:w="40" w:type="dxa"/>
+              <w:right w:w="80" w:type="dxa"/>
+            </w:tcMar>
+            <w:vAlign w:val="center"/>
+          </w:tcPr>
+          <w:p>
+            <w:r>
+              <w:rPr>
+                <w:sz w:val="24"/>
+                <w:szCs w:val="24"/>
+              </w:rPr>
+              <w:t>Дубликаты удалены из базы данных</w:t>
+            </w:r>
+          </w:p>
+        </w:tc>
+      </w:tr>
     </w:tbl>
     <w:p>
       <w:pPr>
@@ -11516,7 +11829,7 @@
         <w:pStyle w:val="1"/>
         <w:pageBreakBefore/>
       </w:pPr>
-      <w:bookmarkStart w:id="15" w:name="_Toc242899038"/>
+      <w:bookmarkStart w:id="15" w:name="_Toc242901356"/>
       <w:r>
         <w:lastRenderedPageBreak/>
         <w:t>ЗАКЛЮЧЕНИЕ</w:t>
@@ -11578,7 +11891,7 @@
         <w:pStyle w:val="1"/>
         <w:pageBreakBefore/>
       </w:pPr>
-      <w:bookmarkStart w:id="16" w:name="_Toc242899039"/>
+      <w:bookmarkStart w:id="16" w:name="_Toc242901357"/>
       <w:r>
         <w:lastRenderedPageBreak/>
         <w:t>СПИСОК ИСПОЛЬЗОВАННОЙ ЛИТЕРАТУРЫ</w:t>
@@ -11787,7 +12100,7 @@
         <w:pStyle w:val="1"/>
         <w:pageBreakBefore/>
       </w:pPr>
-      <w:bookmarkStart w:id="17" w:name="_Toc242899040"/>
+      <w:bookmarkStart w:id="17" w:name="_Toc242901358"/>
       <w:r>
         <w:lastRenderedPageBreak/>
         <w:t>ПРИЛОЖЕНИЕ А</w:t>
@@ -13632,6 +13945,516 @@
           <w:sz w:val="20"/>
           <w:szCs w:val="20"/>
         </w:rPr>
+        <w:t xml:space="preserve">    return _guard(() async {</w:t>
+      </w:r>
+    </w:p>
+    <w:p>
+      <w:r>
+        <w:rPr>
+          <w:rFonts w:ascii="Courier New" w:eastAsia="Courier New" w:hAnsi="Courier New" w:cs="Courier New"/>
+          <w:sz w:val="20"/>
+          <w:szCs w:val="20"/>
+        </w:rPr>
+        <w:t xml:space="preserve">      // Причину отказа возвращаем из транзакции, а не бросаем внутри неё:</w:t>
+      </w:r>
+    </w:p>
+    <w:p>
+      <w:r>
+        <w:rPr>
+          <w:rFonts w:ascii="Courier New" w:eastAsia="Courier New" w:hAnsi="Courier New" w:cs="Courier New"/>
+          <w:sz w:val="20"/>
+          <w:szCs w:val="20"/>
+        </w:rPr>
+        <w:t xml:space="preserve">      // в веб-версии Firestore исключение из обработчика приходит обёрнутым.</w:t>
+      </w:r>
+    </w:p>
+    <w:p>
+      <w:r>
+        <w:rPr>
+          <w:rFonts w:ascii="Courier New" w:eastAsia="Courier New" w:hAnsi="Courier New" w:cs="Courier New"/>
+          <w:sz w:val="20"/>
+          <w:szCs w:val="20"/>
+        </w:rPr>
+        <w:t xml:space="preserve">      final refusal = await _db.runTransaction&lt;String?&gt;((tx) async {</w:t>
+      </w:r>
+    </w:p>
+    <w:p>
+      <w:r>
+        <w:rPr>
+          <w:rFonts w:ascii="Courier New" w:eastAsia="Courier New" w:hAnsi="Courier New" w:cs="Courier New"/>
+          <w:sz w:val="20"/>
+          <w:szCs w:val="20"/>
+        </w:rPr>
+        <w:t xml:space="preserve">        final ref = _items.doc(itemId);</w:t>
+      </w:r>
+    </w:p>
+    <w:p>
+      <w:r>
+        <w:rPr>
+          <w:rFonts w:ascii="Courier New" w:eastAsia="Courier New" w:hAnsi="Courier New" w:cs="Courier New"/>
+          <w:sz w:val="20"/>
+          <w:szCs w:val="20"/>
+        </w:rPr>
+        <w:t xml:space="preserve">        final snapshot = await tx.get(ref);</w:t>
+      </w:r>
+    </w:p>
+    <w:p>
+      <w:r>
+        <w:rPr>
+          <w:rFonts w:ascii="Courier New" w:eastAsia="Courier New" w:hAnsi="Courier New" w:cs="Courier New"/>
+          <w:sz w:val="20"/>
+          <w:szCs w:val="20"/>
+        </w:rPr>
+        <w:t xml:space="preserve">        if (!snapshot.exists) return 'Вещь не найдена';</w:t>
+      </w:r>
+    </w:p>
+    <w:p>
+      <w:r>
+        <w:rPr>
+          <w:rFonts w:ascii="Courier New" w:eastAsia="Courier New" w:hAnsi="Courier New" w:cs="Courier New"/>
+          <w:sz w:val="20"/>
+          <w:szCs w:val="20"/>
+        </w:rPr>
+        <w:t xml:space="preserve"> </w:t>
+      </w:r>
+    </w:p>
+    <w:p>
+      <w:r>
+        <w:rPr>
+          <w:rFonts w:ascii="Courier New" w:eastAsia="Courier New" w:hAnsi="Courier New" w:cs="Courier New"/>
+          <w:sz w:val="20"/>
+          <w:szCs w:val="20"/>
+        </w:rPr>
+        <w:t xml:space="preserve">        final item = ThingItem.fromDoc(snapshot);</w:t>
+      </w:r>
+    </w:p>
+    <w:p>
+      <w:r>
+        <w:rPr>
+          <w:rFonts w:ascii="Courier New" w:eastAsia="Courier New" w:hAnsi="Courier New" w:cs="Courier New"/>
+          <w:sz w:val="20"/>
+          <w:szCs w:val="20"/>
+        </w:rPr>
+        <w:t xml:space="preserve">        if (!item.isAvailable) return 'Эту вещь уже забрали';</w:t>
+      </w:r>
+    </w:p>
+    <w:p>
+      <w:r>
+        <w:rPr>
+          <w:rFonts w:ascii="Courier New" w:eastAsia="Courier New" w:hAnsi="Courier New" w:cs="Courier New"/>
+          <w:sz w:val="20"/>
+          <w:szCs w:val="20"/>
+        </w:rPr>
+        <w:t xml:space="preserve">        if (item.ownerId == _uid) {</w:t>
+      </w:r>
+    </w:p>
+    <w:p>
+      <w:r>
+        <w:rPr>
+          <w:rFonts w:ascii="Courier New" w:eastAsia="Courier New" w:hAnsi="Courier New" w:cs="Courier New"/>
+          <w:sz w:val="20"/>
+          <w:szCs w:val="20"/>
+        </w:rPr>
+        <w:t xml:space="preserve">          return 'Нельзя забрать собственное объявление';</w:t>
+      </w:r>
+    </w:p>
+    <w:p>
+      <w:r>
+        <w:rPr>
+          <w:rFonts w:ascii="Courier New" w:eastAsia="Courier New" w:hAnsi="Courier New" w:cs="Courier New"/>
+          <w:sz w:val="20"/>
+          <w:szCs w:val="20"/>
+        </w:rPr>
+        <w:t xml:space="preserve">        }</w:t>
+      </w:r>
+    </w:p>
+    <w:p>
+      <w:r>
+        <w:rPr>
+          <w:rFonts w:ascii="Courier New" w:eastAsia="Courier New" w:hAnsi="Courier New" w:cs="Courier New"/>
+          <w:sz w:val="20"/>
+          <w:szCs w:val="20"/>
+        </w:rPr>
+        <w:t xml:space="preserve"> </w:t>
+      </w:r>
+    </w:p>
+    <w:p>
+      <w:r>
+        <w:rPr>
+          <w:rFonts w:ascii="Courier New" w:eastAsia="Courier New" w:hAnsi="Courier New" w:cs="Courier New"/>
+          <w:sz w:val="20"/>
+          <w:szCs w:val="20"/>
+        </w:rPr>
+        <w:t xml:space="preserve">        tx.update(ref, {'status': ItemStatus.claimed});</w:t>
+      </w:r>
+    </w:p>
+    <w:p>
+      <w:r>
+        <w:rPr>
+          <w:rFonts w:ascii="Courier New" w:eastAsia="Courier New" w:hAnsi="Courier New" w:cs="Courier New"/>
+          <w:sz w:val="20"/>
+          <w:szCs w:val="20"/>
+        </w:rPr>
+        <w:t xml:space="preserve">        tx.set(_deals.doc(), {</w:t>
+      </w:r>
+    </w:p>
+    <w:p>
+      <w:r>
+        <w:rPr>
+          <w:rFonts w:ascii="Courier New" w:eastAsia="Courier New" w:hAnsi="Courier New" w:cs="Courier New"/>
+          <w:sz w:val="20"/>
+          <w:szCs w:val="20"/>
+        </w:rPr>
+        <w:t xml:space="preserve">          'itemId': item.id,</w:t>
+      </w:r>
+    </w:p>
+    <w:p>
+      <w:r>
+        <w:rPr>
+          <w:rFonts w:ascii="Courier New" w:eastAsia="Courier New" w:hAnsi="Courier New" w:cs="Courier New"/>
+          <w:sz w:val="20"/>
+          <w:szCs w:val="20"/>
+        </w:rPr>
+        <w:t xml:space="preserve">          'itemTitle': item.title,</w:t>
+      </w:r>
+    </w:p>
+    <w:p>
+      <w:r>
+        <w:rPr>
+          <w:rFonts w:ascii="Courier New" w:eastAsia="Courier New" w:hAnsi="Courier New" w:cs="Courier New"/>
+          <w:sz w:val="20"/>
+          <w:szCs w:val="20"/>
+        </w:rPr>
+        <w:t xml:space="preserve">          'giverId': item.ownerId,</w:t>
+      </w:r>
+    </w:p>
+    <w:p>
+      <w:r>
+        <w:rPr>
+          <w:rFonts w:ascii="Courier New" w:eastAsia="Courier New" w:hAnsi="Courier New" w:cs="Courier New"/>
+          <w:sz w:val="20"/>
+          <w:szCs w:val="20"/>
+        </w:rPr>
+        <w:t xml:space="preserve">          'giverName': item.ownerName,</w:t>
+      </w:r>
+    </w:p>
+    <w:p>
+      <w:r>
+        <w:rPr>
+          <w:rFonts w:ascii="Courier New" w:eastAsia="Courier New" w:hAnsi="Courier New" w:cs="Courier New"/>
+          <w:sz w:val="20"/>
+          <w:szCs w:val="20"/>
+        </w:rPr>
+        <w:t xml:space="preserve">          'receiverId': _uid,</w:t>
+      </w:r>
+    </w:p>
+    <w:p>
+      <w:r>
+        <w:rPr>
+          <w:rFonts w:ascii="Courier New" w:eastAsia="Courier New" w:hAnsi="Courier New" w:cs="Courier New"/>
+          <w:sz w:val="20"/>
+          <w:szCs w:val="20"/>
+        </w:rPr>
+        <w:t xml:space="preserve">          'receiverName': receiverName,</w:t>
+      </w:r>
+    </w:p>
+    <w:p>
+      <w:r>
+        <w:rPr>
+          <w:rFonts w:ascii="Courier New" w:eastAsia="Courier New" w:hAnsi="Courier New" w:cs="Courier New"/>
+          <w:sz w:val="20"/>
+          <w:szCs w:val="20"/>
+        </w:rPr>
+        <w:t xml:space="preserve">          'createdAt': FieldValue.serverTimestamp(),</w:t>
+      </w:r>
+    </w:p>
+    <w:p>
+      <w:r>
+        <w:rPr>
+          <w:rFonts w:ascii="Courier New" w:eastAsia="Courier New" w:hAnsi="Courier New" w:cs="Courier New"/>
+          <w:sz w:val="20"/>
+          <w:szCs w:val="20"/>
+        </w:rPr>
+        <w:t xml:space="preserve">        });</w:t>
+      </w:r>
+    </w:p>
+    <w:p>
+      <w:r>
+        <w:rPr>
+          <w:rFonts w:ascii="Courier New" w:eastAsia="Courier New" w:hAnsi="Courier New" w:cs="Courier New"/>
+          <w:sz w:val="20"/>
+          <w:szCs w:val="20"/>
+        </w:rPr>
+        <w:t xml:space="preserve">        return null;</w:t>
+      </w:r>
+    </w:p>
+    <w:p>
+      <w:r>
+        <w:rPr>
+          <w:rFonts w:ascii="Courier New" w:eastAsia="Courier New" w:hAnsi="Courier New" w:cs="Courier New"/>
+          <w:sz w:val="20"/>
+          <w:szCs w:val="20"/>
+        </w:rPr>
+        <w:t xml:space="preserve">      });</w:t>
+      </w:r>
+    </w:p>
+    <w:p>
+      <w:r>
+        <w:rPr>
+          <w:rFonts w:ascii="Courier New" w:eastAsia="Courier New" w:hAnsi="Courier New" w:cs="Courier New"/>
+          <w:sz w:val="20"/>
+          <w:szCs w:val="20"/>
+        </w:rPr>
+        <w:t xml:space="preserve">      if (refusal != null) throw AppException(refusal);</w:t>
+      </w:r>
+    </w:p>
+    <w:p>
+      <w:r>
+        <w:rPr>
+          <w:rFonts w:ascii="Courier New" w:eastAsia="Courier New" w:hAnsi="Courier New" w:cs="Courier New"/>
+          <w:sz w:val="20"/>
+          <w:szCs w:val="20"/>
+        </w:rPr>
+        <w:t xml:space="preserve">    });</w:t>
+      </w:r>
+    </w:p>
+    <w:p>
+      <w:r>
+        <w:rPr>
+          <w:rFonts w:ascii="Courier New" w:eastAsia="Courier New" w:hAnsi="Courier New" w:cs="Courier New"/>
+          <w:sz w:val="20"/>
+          <w:szCs w:val="20"/>
+        </w:rPr>
+        <w:t xml:space="preserve">  }</w:t>
+      </w:r>
+    </w:p>
+    <w:p>
+      <w:r>
+        <w:rPr>
+          <w:rFonts w:ascii="Courier New" w:eastAsia="Courier New" w:hAnsi="Courier New" w:cs="Courier New"/>
+          <w:sz w:val="20"/>
+          <w:szCs w:val="20"/>
+        </w:rPr>
+        <w:t xml:space="preserve"> </w:t>
+      </w:r>
+    </w:p>
+    <w:p>
+      <w:r>
+        <w:rPr>
+          <w:rFonts w:ascii="Courier New" w:eastAsia="Courier New" w:hAnsi="Courier New" w:cs="Courier New"/>
+          <w:sz w:val="20"/>
+          <w:szCs w:val="20"/>
+        </w:rPr>
+        <w:t xml:space="preserve">  // ---------- Избранное ----------</w:t>
+      </w:r>
+    </w:p>
+    <w:p>
+      <w:r>
+        <w:rPr>
+          <w:rFonts w:ascii="Courier New" w:eastAsia="Courier New" w:hAnsi="Courier New" w:cs="Courier New"/>
+          <w:sz w:val="20"/>
+          <w:szCs w:val="20"/>
+        </w:rPr>
+        <w:t xml:space="preserve"> </w:t>
+      </w:r>
+    </w:p>
+    <w:p>
+      <w:r>
+        <w:rPr>
+          <w:rFonts w:ascii="Courier New" w:eastAsia="Courier New" w:hAnsi="Courier New" w:cs="Courier New"/>
+          <w:sz w:val="20"/>
+          <w:szCs w:val="20"/>
+        </w:rPr>
+        <w:t xml:space="preserve">  Future&lt;Set&lt;String&gt;&gt; fetchFavoriteIds() {</w:t>
+      </w:r>
+    </w:p>
+    <w:p>
+      <w:r>
+        <w:rPr>
+          <w:rFonts w:ascii="Courier New" w:eastAsia="Courier New" w:hAnsi="Courier New" w:cs="Courier New"/>
+          <w:sz w:val="20"/>
+          <w:szCs w:val="20"/>
+        </w:rPr>
+        <w:t xml:space="preserve">    return _guard(() async {</w:t>
+      </w:r>
+    </w:p>
+    <w:p>
+      <w:r>
+        <w:rPr>
+          <w:rFonts w:ascii="Courier New" w:eastAsia="Courier New" w:hAnsi="Courier New" w:cs="Courier New"/>
+          <w:sz w:val="20"/>
+          <w:szCs w:val="20"/>
+        </w:rPr>
+        <w:t xml:space="preserve">      final snapshot = await _favorites.get();</w:t>
+      </w:r>
+    </w:p>
+    <w:p>
+      <w:r>
+        <w:rPr>
+          <w:rFonts w:ascii="Courier New" w:eastAsia="Courier New" w:hAnsi="Courier New" w:cs="Courier New"/>
+          <w:sz w:val="20"/>
+          <w:szCs w:val="20"/>
+        </w:rPr>
+        <w:t xml:space="preserve">      return snapshot.docs.map((doc) =&gt; doc.id).toSet();</w:t>
+      </w:r>
+    </w:p>
+    <w:p>
+      <w:r>
+        <w:rPr>
+          <w:rFonts w:ascii="Courier New" w:eastAsia="Courier New" w:hAnsi="Courier New" w:cs="Courier New"/>
+          <w:sz w:val="20"/>
+          <w:szCs w:val="20"/>
+        </w:rPr>
+        <w:t xml:space="preserve">    });</w:t>
+      </w:r>
+    </w:p>
+    <w:p>
+      <w:r>
+        <w:rPr>
+          <w:rFonts w:ascii="Courier New" w:eastAsia="Courier New" w:hAnsi="Courier New" w:cs="Courier New"/>
+          <w:sz w:val="20"/>
+          <w:szCs w:val="20"/>
+        </w:rPr>
+        <w:t xml:space="preserve">  }</w:t>
+      </w:r>
+    </w:p>
+    <w:p>
+      <w:r>
+        <w:rPr>
+          <w:rFonts w:ascii="Courier New" w:eastAsia="Courier New" w:hAnsi="Courier New" w:cs="Courier New"/>
+          <w:sz w:val="20"/>
+          <w:szCs w:val="20"/>
+        </w:rPr>
+        <w:t xml:space="preserve"> </w:t>
+      </w:r>
+    </w:p>
+    <w:p>
+      <w:r>
+        <w:rPr>
+          <w:rFonts w:ascii="Courier New" w:eastAsia="Courier New" w:hAnsi="Courier New" w:cs="Courier New"/>
+          <w:sz w:val="20"/>
+          <w:szCs w:val="20"/>
+        </w:rPr>
+        <w:t xml:space="preserve">  Future&lt;List&lt;ThingItem&gt;&gt; fetchFavoriteItems() {</w:t>
+      </w:r>
+    </w:p>
+    <w:p>
+      <w:r>
+        <w:rPr>
+          <w:rFonts w:ascii="Courier New" w:eastAsia="Courier New" w:hAnsi="Courier New" w:cs="Courier New"/>
+          <w:sz w:val="20"/>
+          <w:szCs w:val="20"/>
+        </w:rPr>
+        <w:t xml:space="preserve">    return _guard(() async {</w:t>
+      </w:r>
+    </w:p>
+    <w:p>
+      <w:r>
+        <w:rPr>
+          <w:rFonts w:ascii="Courier New" w:eastAsia="Courier New" w:hAnsi="Courier New" w:cs="Courier New"/>
+          <w:sz w:val="20"/>
+          <w:szCs w:val="20"/>
+        </w:rPr>
+        <w:t xml:space="preserve">      final ids = await fetchFavoriteIds();</w:t>
+      </w:r>
+    </w:p>
+    <w:p>
+      <w:r>
+        <w:rPr>
+          <w:rFonts w:ascii="Courier New" w:eastAsia="Courier New" w:hAnsi="Courier New" w:cs="Courier New"/>
+          <w:sz w:val="20"/>
+          <w:szCs w:val="20"/>
+        </w:rPr>
+        <w:t xml:space="preserve">      final docs = await Future.wait(ids.map((id) =&gt; _items.doc(id).get()));</w:t>
+      </w:r>
+    </w:p>
+    <w:p>
+      <w:r>
+        <w:rPr>
+          <w:rFonts w:ascii="Courier New" w:eastAsia="Courier New" w:hAnsi="Courier New" w:cs="Courier New"/>
+          <w:sz w:val="20"/>
+          <w:szCs w:val="20"/>
+        </w:rPr>
+        <w:t xml:space="preserve">      final items =</w:t>
+      </w:r>
+    </w:p>
+    <w:p>
+      <w:r>
+        <w:rPr>
+          <w:rFonts w:ascii="Courier New" w:eastAsia="Courier New" w:hAnsi="Courier New" w:cs="Courier New"/>
+          <w:sz w:val="20"/>
+          <w:szCs w:val="20"/>
+        </w:rPr>
+        <w:t xml:space="preserve">          docs.where((doc) =&gt; doc.exists).map(ThingItem.fromDoc).toList()</w:t>
+      </w:r>
+    </w:p>
+    <w:p>
+      <w:r>
+        <w:rPr>
+          <w:rFonts w:ascii="Courier New" w:eastAsia="Courier New" w:hAnsi="Courier New" w:cs="Courier New"/>
+          <w:sz w:val="20"/>
+          <w:szCs w:val="20"/>
+        </w:rPr>
+        <w:t xml:space="preserve">            ..sort((a, b) =&gt; b.createdAt.compareTo(a.createdAt));</w:t>
+      </w:r>
+    </w:p>
+    <w:p>
+      <w:r>
+        <w:rPr>
+          <w:rFonts w:ascii="Courier New" w:eastAsia="Courier New" w:hAnsi="Courier New" w:cs="Courier New"/>
+          <w:sz w:val="20"/>
+          <w:szCs w:val="20"/>
+        </w:rPr>
+        <w:t xml:space="preserve">      return items;</w:t>
+      </w:r>
+    </w:p>
+    <w:p>
+      <w:r>
+        <w:rPr>
+          <w:rFonts w:ascii="Courier New" w:eastAsia="Courier New" w:hAnsi="Courier New" w:cs="Courier New"/>
+          <w:sz w:val="20"/>
+          <w:szCs w:val="20"/>
+        </w:rPr>
+        <w:t xml:space="preserve">    });</w:t>
+      </w:r>
+    </w:p>
+    <w:p>
+      <w:r>
+        <w:rPr>
+          <w:rFonts w:ascii="Courier New" w:eastAsia="Courier New" w:hAnsi="Courier New" w:cs="Courier New"/>
+          <w:sz w:val="20"/>
+          <w:szCs w:val="20"/>
+        </w:rPr>
+        <w:t xml:space="preserve">  }</w:t>
+      </w:r>
+    </w:p>
+    <w:p>
+      <w:r>
+        <w:rPr>
+          <w:rFonts w:ascii="Courier New" w:eastAsia="Courier New" w:hAnsi="Courier New" w:cs="Courier New"/>
+          <w:sz w:val="20"/>
+          <w:szCs w:val="20"/>
+        </w:rPr>
+        <w:t xml:space="preserve"> </w:t>
+      </w:r>
+    </w:p>
+    <w:p>
+      <w:r>
+        <w:rPr>
+          <w:rFonts w:ascii="Courier New" w:eastAsia="Courier New" w:hAnsi="Courier New" w:cs="Courier New"/>
+          <w:sz w:val="20"/>
+          <w:szCs w:val="20"/>
+        </w:rPr>
+        <w:t xml:space="preserve">  Future&lt;void&gt; addFavorite(String itemId) {</w:t>
+      </w:r>
+    </w:p>
+    <w:p>
+      <w:r>
+        <w:rPr>
+          <w:rFonts w:ascii="Courier New" w:eastAsia="Courier New" w:hAnsi="Courier New" w:cs="Courier New"/>
+          <w:sz w:val="20"/>
+          <w:szCs w:val="20"/>
+        </w:rPr>
         <w:t xml:space="preserve">    return _guard(</w:t>
       </w:r>
     </w:p>
@@ -13642,207 +14465,18 @@
           <w:sz w:val="20"/>
           <w:szCs w:val="20"/>
         </w:rPr>
-        <w:t xml:space="preserve">      () =&gt; _db.runTransaction((tx) async {</w:t>
-      </w:r>
-    </w:p>
-    <w:p>
-      <w:r>
-        <w:rPr>
-          <w:rFonts w:ascii="Courier New" w:eastAsia="Courier New" w:hAnsi="Courier New" w:cs="Courier New"/>
-          <w:sz w:val="20"/>
-          <w:szCs w:val="20"/>
-        </w:rPr>
-        <w:t xml:space="preserve">        final ref = _items.doc(itemId);</w:t>
-      </w:r>
-    </w:p>
-    <w:p>
-      <w:r>
-        <w:rPr>
-          <w:rFonts w:ascii="Courier New" w:eastAsia="Courier New" w:hAnsi="Courier New" w:cs="Courier New"/>
-          <w:sz w:val="20"/>
-          <w:szCs w:val="20"/>
-        </w:rPr>
-        <w:t xml:space="preserve">        final snapshot = await tx.get(ref);</w:t>
-      </w:r>
-    </w:p>
-    <w:p>
-      <w:r>
-        <w:rPr>
-          <w:rFonts w:ascii="Courier New" w:eastAsia="Courier New" w:hAnsi="Courier New" w:cs="Courier New"/>
-          <w:sz w:val="20"/>
-          <w:szCs w:val="20"/>
-        </w:rPr>
-        <w:t xml:space="preserve">        if (!snapshot.exists) throw const AppException('Вещь не найдена');</w:t>
-      </w:r>
-    </w:p>
-    <w:p>
-      <w:r>
-        <w:rPr>
-          <w:rFonts w:ascii="Courier New" w:eastAsia="Courier New" w:hAnsi="Courier New" w:cs="Courier New"/>
-          <w:sz w:val="20"/>
-          <w:szCs w:val="20"/>
-        </w:rPr>
-        <w:t xml:space="preserve"> </w:t>
-      </w:r>
-    </w:p>
-    <w:p>
-      <w:r>
-        <w:rPr>
-          <w:rFonts w:ascii="Courier New" w:eastAsia="Courier New" w:hAnsi="Courier New" w:cs="Courier New"/>
-          <w:sz w:val="20"/>
-          <w:szCs w:val="20"/>
-        </w:rPr>
-        <w:t xml:space="preserve">        final item = ThingItem.fromDoc(snapshot);</w:t>
-      </w:r>
-    </w:p>
-    <w:p>
-      <w:r>
-        <w:rPr>
-          <w:rFonts w:ascii="Courier New" w:eastAsia="Courier New" w:hAnsi="Courier New" w:cs="Courier New"/>
-          <w:sz w:val="20"/>
-          <w:szCs w:val="20"/>
-        </w:rPr>
-        <w:t xml:space="preserve">        if (!item.isAvailable) throw const AppException('Эту вещь уже забрали');</w:t>
-      </w:r>
-    </w:p>
-    <w:p>
-      <w:r>
-        <w:rPr>
-          <w:rFonts w:ascii="Courier New" w:eastAsia="Courier New" w:hAnsi="Courier New" w:cs="Courier New"/>
-          <w:sz w:val="20"/>
-          <w:szCs w:val="20"/>
-        </w:rPr>
-        <w:t xml:space="preserve">        if (item.ownerId == _uid) {</w:t>
-      </w:r>
-    </w:p>
-    <w:p>
-      <w:r>
-        <w:rPr>
-          <w:rFonts w:ascii="Courier New" w:eastAsia="Courier New" w:hAnsi="Courier New" w:cs="Courier New"/>
-          <w:sz w:val="20"/>
-          <w:szCs w:val="20"/>
-        </w:rPr>
-        <w:t xml:space="preserve">          throw const AppException('Нельзя забрать собственное объявление');</w:t>
-      </w:r>
-    </w:p>
-    <w:p>
-      <w:r>
-        <w:rPr>
-          <w:rFonts w:ascii="Courier New" w:eastAsia="Courier New" w:hAnsi="Courier New" w:cs="Courier New"/>
-          <w:sz w:val="20"/>
-          <w:szCs w:val="20"/>
-        </w:rPr>
-        <w:t xml:space="preserve">        }</w:t>
-      </w:r>
-    </w:p>
-    <w:p>
-      <w:r>
-        <w:rPr>
-          <w:rFonts w:ascii="Courier New" w:eastAsia="Courier New" w:hAnsi="Courier New" w:cs="Courier New"/>
-          <w:sz w:val="20"/>
-          <w:szCs w:val="20"/>
-        </w:rPr>
-        <w:t xml:space="preserve"> </w:t>
-      </w:r>
-    </w:p>
-    <w:p>
-      <w:r>
-        <w:rPr>
-          <w:rFonts w:ascii="Courier New" w:eastAsia="Courier New" w:hAnsi="Courier New" w:cs="Courier New"/>
-          <w:sz w:val="20"/>
-          <w:szCs w:val="20"/>
-        </w:rPr>
-        <w:t xml:space="preserve">        tx.update(ref, {'status': ItemStatus.claimed});</w:t>
-      </w:r>
-    </w:p>
-    <w:p>
-      <w:r>
-        <w:rPr>
-          <w:rFonts w:ascii="Courier New" w:eastAsia="Courier New" w:hAnsi="Courier New" w:cs="Courier New"/>
-          <w:sz w:val="20"/>
-          <w:szCs w:val="20"/>
-        </w:rPr>
-        <w:t xml:space="preserve">        tx.set(_deals.doc(), {</w:t>
-      </w:r>
-    </w:p>
-    <w:p>
-      <w:r>
-        <w:rPr>
-          <w:rFonts w:ascii="Courier New" w:eastAsia="Courier New" w:hAnsi="Courier New" w:cs="Courier New"/>
-          <w:sz w:val="20"/>
-          <w:szCs w:val="20"/>
-        </w:rPr>
-        <w:t xml:space="preserve">          'itemId': item.id,</w:t>
-      </w:r>
-    </w:p>
-    <w:p>
-      <w:r>
-        <w:rPr>
-          <w:rFonts w:ascii="Courier New" w:eastAsia="Courier New" w:hAnsi="Courier New" w:cs="Courier New"/>
-          <w:sz w:val="20"/>
-          <w:szCs w:val="20"/>
-        </w:rPr>
-        <w:t xml:space="preserve">          'itemTitle': item.title,</w:t>
-      </w:r>
-    </w:p>
-    <w:p>
-      <w:r>
-        <w:rPr>
-          <w:rFonts w:ascii="Courier New" w:eastAsia="Courier New" w:hAnsi="Courier New" w:cs="Courier New"/>
-          <w:sz w:val="20"/>
-          <w:szCs w:val="20"/>
-        </w:rPr>
-        <w:t xml:space="preserve">          'giverId': item.ownerId,</w:t>
-      </w:r>
-    </w:p>
-    <w:p>
-      <w:r>
-        <w:rPr>
-          <w:rFonts w:ascii="Courier New" w:eastAsia="Courier New" w:hAnsi="Courier New" w:cs="Courier New"/>
-          <w:sz w:val="20"/>
-          <w:szCs w:val="20"/>
-        </w:rPr>
-        <w:t xml:space="preserve">          'giverName': item.ownerName,</w:t>
-      </w:r>
-    </w:p>
-    <w:p>
-      <w:r>
-        <w:rPr>
-          <w:rFonts w:ascii="Courier New" w:eastAsia="Courier New" w:hAnsi="Courier New" w:cs="Courier New"/>
-          <w:sz w:val="20"/>
-          <w:szCs w:val="20"/>
-        </w:rPr>
-        <w:t xml:space="preserve">          'receiverId': _uid,</w:t>
-      </w:r>
-    </w:p>
-    <w:p>
-      <w:r>
-        <w:rPr>
-          <w:rFonts w:ascii="Courier New" w:eastAsia="Courier New" w:hAnsi="Courier New" w:cs="Courier New"/>
-          <w:sz w:val="20"/>
-          <w:szCs w:val="20"/>
-        </w:rPr>
-        <w:t xml:space="preserve">          'receiverName': receiverName,</w:t>
-      </w:r>
-    </w:p>
-    <w:p>
-      <w:r>
-        <w:rPr>
-          <w:rFonts w:ascii="Courier New" w:eastAsia="Courier New" w:hAnsi="Courier New" w:cs="Courier New"/>
-          <w:sz w:val="20"/>
-          <w:szCs w:val="20"/>
-        </w:rPr>
-        <w:t xml:space="preserve">          'createdAt': FieldValue.serverTimestamp(),</w:t>
-      </w:r>
-    </w:p>
-    <w:p>
-      <w:r>
-        <w:rPr>
-          <w:rFonts w:ascii="Courier New" w:eastAsia="Courier New" w:hAnsi="Courier New" w:cs="Courier New"/>
-          <w:sz w:val="20"/>
-          <w:szCs w:val="20"/>
-        </w:rPr>
-        <w:t xml:space="preserve">        });</w:t>
+        <w:lastRenderedPageBreak/>
+        <w:t xml:space="preserve">      () =&gt; _favorites.doc(itemId).set({</w:t>
+      </w:r>
+    </w:p>
+    <w:p>
+      <w:r>
+        <w:rPr>
+          <w:rFonts w:ascii="Courier New" w:eastAsia="Courier New" w:hAnsi="Courier New" w:cs="Courier New"/>
+          <w:sz w:val="20"/>
+          <w:szCs w:val="20"/>
+        </w:rPr>
+        <w:t xml:space="preserve">        'createdAt': FieldValue.serverTimestamp(),</w:t>
       </w:r>
     </w:p>
     <w:p>
@@ -13862,287 +14496,6 @@
           <w:sz w:val="20"/>
           <w:szCs w:val="20"/>
         </w:rPr>
-        <w:t xml:space="preserve">    );</w:t>
-      </w:r>
-    </w:p>
-    <w:p>
-      <w:r>
-        <w:rPr>
-          <w:rFonts w:ascii="Courier New" w:eastAsia="Courier New" w:hAnsi="Courier New" w:cs="Courier New"/>
-          <w:sz w:val="20"/>
-          <w:szCs w:val="20"/>
-        </w:rPr>
-        <w:t xml:space="preserve">  }</w:t>
-      </w:r>
-    </w:p>
-    <w:p>
-      <w:r>
-        <w:rPr>
-          <w:rFonts w:ascii="Courier New" w:eastAsia="Courier New" w:hAnsi="Courier New" w:cs="Courier New"/>
-          <w:sz w:val="20"/>
-          <w:szCs w:val="20"/>
-        </w:rPr>
-        <w:t xml:space="preserve"> </w:t>
-      </w:r>
-    </w:p>
-    <w:p>
-      <w:r>
-        <w:rPr>
-          <w:rFonts w:ascii="Courier New" w:eastAsia="Courier New" w:hAnsi="Courier New" w:cs="Courier New"/>
-          <w:sz w:val="20"/>
-          <w:szCs w:val="20"/>
-        </w:rPr>
-        <w:t xml:space="preserve">  // ---------- Избранное ----------</w:t>
-      </w:r>
-    </w:p>
-    <w:p>
-      <w:r>
-        <w:rPr>
-          <w:rFonts w:ascii="Courier New" w:eastAsia="Courier New" w:hAnsi="Courier New" w:cs="Courier New"/>
-          <w:sz w:val="20"/>
-          <w:szCs w:val="20"/>
-        </w:rPr>
-        <w:t xml:space="preserve"> </w:t>
-      </w:r>
-    </w:p>
-    <w:p>
-      <w:r>
-        <w:rPr>
-          <w:rFonts w:ascii="Courier New" w:eastAsia="Courier New" w:hAnsi="Courier New" w:cs="Courier New"/>
-          <w:sz w:val="20"/>
-          <w:szCs w:val="20"/>
-        </w:rPr>
-        <w:t xml:space="preserve">  Future&lt;Set&lt;String&gt;&gt; fetchFavoriteIds() {</w:t>
-      </w:r>
-    </w:p>
-    <w:p>
-      <w:r>
-        <w:rPr>
-          <w:rFonts w:ascii="Courier New" w:eastAsia="Courier New" w:hAnsi="Courier New" w:cs="Courier New"/>
-          <w:sz w:val="20"/>
-          <w:szCs w:val="20"/>
-        </w:rPr>
-        <w:t xml:space="preserve">    return _guard(() async {</w:t>
-      </w:r>
-    </w:p>
-    <w:p>
-      <w:r>
-        <w:rPr>
-          <w:rFonts w:ascii="Courier New" w:eastAsia="Courier New" w:hAnsi="Courier New" w:cs="Courier New"/>
-          <w:sz w:val="20"/>
-          <w:szCs w:val="20"/>
-        </w:rPr>
-        <w:t xml:space="preserve">      final snapshot = await _favorites.get();</w:t>
-      </w:r>
-    </w:p>
-    <w:p>
-      <w:r>
-        <w:rPr>
-          <w:rFonts w:ascii="Courier New" w:eastAsia="Courier New" w:hAnsi="Courier New" w:cs="Courier New"/>
-          <w:sz w:val="20"/>
-          <w:szCs w:val="20"/>
-        </w:rPr>
-        <w:t xml:space="preserve">      return snapshot.docs.map((doc) =&gt; doc.id).toSet();</w:t>
-      </w:r>
-    </w:p>
-    <w:p>
-      <w:r>
-        <w:rPr>
-          <w:rFonts w:ascii="Courier New" w:eastAsia="Courier New" w:hAnsi="Courier New" w:cs="Courier New"/>
-          <w:sz w:val="20"/>
-          <w:szCs w:val="20"/>
-        </w:rPr>
-        <w:t xml:space="preserve">    });</w:t>
-      </w:r>
-    </w:p>
-    <w:p>
-      <w:r>
-        <w:rPr>
-          <w:rFonts w:ascii="Courier New" w:eastAsia="Courier New" w:hAnsi="Courier New" w:cs="Courier New"/>
-          <w:sz w:val="20"/>
-          <w:szCs w:val="20"/>
-        </w:rPr>
-        <w:t xml:space="preserve">  }</w:t>
-      </w:r>
-    </w:p>
-    <w:p>
-      <w:r>
-        <w:rPr>
-          <w:rFonts w:ascii="Courier New" w:eastAsia="Courier New" w:hAnsi="Courier New" w:cs="Courier New"/>
-          <w:sz w:val="20"/>
-          <w:szCs w:val="20"/>
-        </w:rPr>
-        <w:t xml:space="preserve"> </w:t>
-      </w:r>
-    </w:p>
-    <w:p>
-      <w:r>
-        <w:rPr>
-          <w:rFonts w:ascii="Courier New" w:eastAsia="Courier New" w:hAnsi="Courier New" w:cs="Courier New"/>
-          <w:sz w:val="20"/>
-          <w:szCs w:val="20"/>
-        </w:rPr>
-        <w:t xml:space="preserve">  Future&lt;List&lt;ThingItem&gt;&gt; fetchFavoriteItems() {</w:t>
-      </w:r>
-    </w:p>
-    <w:p>
-      <w:r>
-        <w:rPr>
-          <w:rFonts w:ascii="Courier New" w:eastAsia="Courier New" w:hAnsi="Courier New" w:cs="Courier New"/>
-          <w:sz w:val="20"/>
-          <w:szCs w:val="20"/>
-        </w:rPr>
-        <w:t xml:space="preserve">    return _guard(() async {</w:t>
-      </w:r>
-    </w:p>
-    <w:p>
-      <w:r>
-        <w:rPr>
-          <w:rFonts w:ascii="Courier New" w:eastAsia="Courier New" w:hAnsi="Courier New" w:cs="Courier New"/>
-          <w:sz w:val="20"/>
-          <w:szCs w:val="20"/>
-        </w:rPr>
-        <w:t xml:space="preserve">      final ids = await fetchFavoriteIds();</w:t>
-      </w:r>
-    </w:p>
-    <w:p>
-      <w:r>
-        <w:rPr>
-          <w:rFonts w:ascii="Courier New" w:eastAsia="Courier New" w:hAnsi="Courier New" w:cs="Courier New"/>
-          <w:sz w:val="20"/>
-          <w:szCs w:val="20"/>
-        </w:rPr>
-        <w:t xml:space="preserve">      final docs = await Future.wait(ids.map((id) =&gt; _items.doc(id).get()));</w:t>
-      </w:r>
-    </w:p>
-    <w:p>
-      <w:r>
-        <w:rPr>
-          <w:rFonts w:ascii="Courier New" w:eastAsia="Courier New" w:hAnsi="Courier New" w:cs="Courier New"/>
-          <w:sz w:val="20"/>
-          <w:szCs w:val="20"/>
-        </w:rPr>
-        <w:t xml:space="preserve">      final items =</w:t>
-      </w:r>
-    </w:p>
-    <w:p>
-      <w:r>
-        <w:rPr>
-          <w:rFonts w:ascii="Courier New" w:eastAsia="Courier New" w:hAnsi="Courier New" w:cs="Courier New"/>
-          <w:sz w:val="20"/>
-          <w:szCs w:val="20"/>
-        </w:rPr>
-        <w:t xml:space="preserve">          docs.where((doc) =&gt; doc.exists).map(ThingItem.fromDoc).toList()</w:t>
-      </w:r>
-    </w:p>
-    <w:p>
-      <w:r>
-        <w:rPr>
-          <w:rFonts w:ascii="Courier New" w:eastAsia="Courier New" w:hAnsi="Courier New" w:cs="Courier New"/>
-          <w:sz w:val="20"/>
-          <w:szCs w:val="20"/>
-        </w:rPr>
-        <w:t xml:space="preserve">            ..sort((a, b) =&gt; b.createdAt.compareTo(a.createdAt));</w:t>
-      </w:r>
-    </w:p>
-    <w:p>
-      <w:r>
-        <w:rPr>
-          <w:rFonts w:ascii="Courier New" w:eastAsia="Courier New" w:hAnsi="Courier New" w:cs="Courier New"/>
-          <w:sz w:val="20"/>
-          <w:szCs w:val="20"/>
-        </w:rPr>
-        <w:t xml:space="preserve">      return items;</w:t>
-      </w:r>
-    </w:p>
-    <w:p>
-      <w:r>
-        <w:rPr>
-          <w:rFonts w:ascii="Courier New" w:eastAsia="Courier New" w:hAnsi="Courier New" w:cs="Courier New"/>
-          <w:sz w:val="20"/>
-          <w:szCs w:val="20"/>
-        </w:rPr>
-        <w:t xml:space="preserve">    });</w:t>
-      </w:r>
-    </w:p>
-    <w:p>
-      <w:r>
-        <w:rPr>
-          <w:rFonts w:ascii="Courier New" w:eastAsia="Courier New" w:hAnsi="Courier New" w:cs="Courier New"/>
-          <w:sz w:val="20"/>
-          <w:szCs w:val="20"/>
-        </w:rPr>
-        <w:t xml:space="preserve">  }</w:t>
-      </w:r>
-    </w:p>
-    <w:p>
-      <w:r>
-        <w:rPr>
-          <w:rFonts w:ascii="Courier New" w:eastAsia="Courier New" w:hAnsi="Courier New" w:cs="Courier New"/>
-          <w:sz w:val="20"/>
-          <w:szCs w:val="20"/>
-        </w:rPr>
-        <w:t xml:space="preserve"> </w:t>
-      </w:r>
-    </w:p>
-    <w:p>
-      <w:r>
-        <w:rPr>
-          <w:rFonts w:ascii="Courier New" w:eastAsia="Courier New" w:hAnsi="Courier New" w:cs="Courier New"/>
-          <w:sz w:val="20"/>
-          <w:szCs w:val="20"/>
-        </w:rPr>
-        <w:t xml:space="preserve">  Future&lt;void&gt; addFavorite(String itemId) {</w:t>
-      </w:r>
-    </w:p>
-    <w:p>
-      <w:r>
-        <w:rPr>
-          <w:rFonts w:ascii="Courier New" w:eastAsia="Courier New" w:hAnsi="Courier New" w:cs="Courier New"/>
-          <w:sz w:val="20"/>
-          <w:szCs w:val="20"/>
-        </w:rPr>
-        <w:t xml:space="preserve">    return _guard(</w:t>
-      </w:r>
-    </w:p>
-    <w:p>
-      <w:r>
-        <w:rPr>
-          <w:rFonts w:ascii="Courier New" w:eastAsia="Courier New" w:hAnsi="Courier New" w:cs="Courier New"/>
-          <w:sz w:val="20"/>
-          <w:szCs w:val="20"/>
-        </w:rPr>
-        <w:t xml:space="preserve">      () =&gt; _favorites.doc(itemId).set({</w:t>
-      </w:r>
-    </w:p>
-    <w:p>
-      <w:r>
-        <w:rPr>
-          <w:rFonts w:ascii="Courier New" w:eastAsia="Courier New" w:hAnsi="Courier New" w:cs="Courier New"/>
-          <w:sz w:val="20"/>
-          <w:szCs w:val="20"/>
-        </w:rPr>
-        <w:t xml:space="preserve">        'createdAt': FieldValue.serverTimestamp(),</w:t>
-      </w:r>
-    </w:p>
-    <w:p>
-      <w:r>
-        <w:rPr>
-          <w:rFonts w:ascii="Courier New" w:eastAsia="Courier New" w:hAnsi="Courier New" w:cs="Courier New"/>
-          <w:sz w:val="20"/>
-          <w:szCs w:val="20"/>
-        </w:rPr>
-        <w:t xml:space="preserve">      }),</w:t>
-      </w:r>
-    </w:p>
-    <w:p>
-      <w:r>
-        <w:rPr>
-          <w:rFonts w:ascii="Courier New" w:eastAsia="Courier New" w:hAnsi="Courier New" w:cs="Courier New"/>
-          <w:sz w:val="20"/>
-          <w:szCs w:val="20"/>
-        </w:rPr>
-        <w:lastRenderedPageBreak/>
         <w:t xml:space="preserve">    );</w:t>
       </w:r>
     </w:p>
@@ -14641,7 +14994,7 @@
         <w:pStyle w:val="1"/>
         <w:pageBreakBefore/>
       </w:pPr>
-      <w:bookmarkStart w:id="18" w:name="_Toc242899041"/>
+      <w:bookmarkStart w:id="18" w:name="_Toc242901359"/>
       <w:r>
         <w:lastRenderedPageBreak/>
         <w:t>ПРИЛОЖЕНИЕ Б</w:t>
@@ -15091,7 +15444,7 @@
         <w:pStyle w:val="1"/>
         <w:pageBreakBefore/>
       </w:pPr>
-      <w:bookmarkStart w:id="19" w:name="_Toc242899042"/>
+      <w:bookmarkStart w:id="19" w:name="_Toc242901360"/>
       <w:r>
         <w:lastRenderedPageBreak/>
         <w:t>ПРИЛОЖЕНИЕ В</w:t>
@@ -16273,13 +16626,99 @@
 <file path=word/numbering.xml><?xml version="1.0" encoding="utf-8"?>
 <w:numbering xmlns:wpc="http://schemas.microsoft.com/office/word/2010/wordprocessingCanvas" xmlns:cx="http://schemas.microsoft.com/office/drawing/2014/chartex" xmlns:cx1="http://schemas.microsoft.com/office/drawing/2015/9/8/chartex" xmlns:cx2="http://schemas.microsoft.com/office/drawing/2015/10/21/chartex" xmlns:cx3="http://schemas.microsoft.com/office/drawing/2016/5/9/chartex" xmlns:cx4="http://schemas.microsoft.com/office/drawing/2016/5/10/chartex" xmlns:cx5="http://schemas.microsoft.com/office/drawing/2016/5/11/chartex" xmlns:cx6="http://schemas.microsoft.com/office/drawing/2016/5/12/chartex" xmlns:cx7="http://schemas.microsoft.com/office/drawing/2016/5/13/chartex" xmlns:cx8="http://schemas.microsoft.com/office/drawing/2016/5/14/chartex" xmlns:mc="http://schemas.openxmlformats.org/markup-compatibility/2006" xmlns:aink="http://schemas.microsoft.com/office/drawing/2016/ink" xmlns:am3d="http://schemas.microsoft.com/office/drawing/2017/model3d" xmlns:o="urn:schemas-microsoft-com:office:office" xmlns:oel="http://schemas.microsoft.com/office/2019/extlst" xmlns:r="http://schemas.openxmlformats.org/officeDocument/2006/relationships" xmlns:m="http://schemas.openxmlformats.org/officeDocument/2006/math" xmlns:v="urn:schemas-microsoft-com:vml" xmlns:wp14="http://schemas.microsoft.com/office/word/2010/wordprocessingDrawing" xmlns:wp="http://schemas.openxmlformats.org/drawingml/2006/wordprocessingDrawing" xmlns:w10="urn:schemas-microsoft-com:office:word" xmlns:w="http://schemas.openxmlformats.org/wordprocessingml/2006/main" xmlns:w14="http://schemas.microsoft.com/office/word/2010/wordml" xmlns:w15="http://schemas.microsoft.com/office/word/2012/wordml" xmlns:w16cex="http://schemas.microsoft.com/office/word/2018/wordml/cex" xmlns:w16cid="http://schemas.microsoft.com/office/word/2016/wordml/cid" xmlns:w16="http://schemas.microsoft.com/office/word/2018/wordml" xmlns:w16sdtdh="http://schemas.microsoft.com/office/word/2020/wordml/sdtdatahash" xmlns:w16se="http://schemas.microsoft.com/office/word/2015/wordml/symex" xmlns:wpg="http://schemas.microsoft.com/office/word/2010/wordprocessingGroup" xmlns:wpi="http://schemas.microsoft.com/office/word/2010/wordprocessingInk" xmlns:wne="http://schemas.microsoft.com/office/word/2006/wordml" xmlns:wps="http://schemas.microsoft.com/office/word/2010/wordprocessingShape" mc:Ignorable="w14 w15 w16se w16cid w16 w16cex w16sdtdh wp14">
   <w:abstractNum w:abstractNumId="0" w15:restartNumberingAfterBreak="0">
-    <w:nsid w:val="21196F28"/>
+    <w:nsid w:val="016E0F1B"/>
     <w:multiLevelType w:val="hybridMultilevel"/>
-    <w:tmpl w:val="541AC410"/>
-    <w:lvl w:ilvl="0" w:tplc="4EDA5A38">
+    <w:tmpl w:val="64A444B6"/>
+    <w:lvl w:ilvl="0" w:tplc="679C437E" w:tentative="1">
+      <w:start w:val="1"/>
+      <w:numFmt w:val="bullet"/>
+      <w:lvlText w:val="●"/>
+      <w:lvlJc w:val="left"/>
+      <w:pPr>
+        <w:ind w:left="720" w:hanging="360"/>
+      </w:pPr>
+    </w:lvl>
+    <w:lvl w:ilvl="1" w:tplc="A992CB54" w:tentative="1">
+      <w:start w:val="1"/>
+      <w:numFmt w:val="bullet"/>
+      <w:lvlText w:val="○"/>
+      <w:lvlJc w:val="left"/>
+      <w:pPr>
+        <w:ind w:left="1440" w:hanging="360"/>
+      </w:pPr>
+    </w:lvl>
+    <w:lvl w:ilvl="2" w:tplc="079AE438" w:tentative="1">
+      <w:start w:val="1"/>
+      <w:numFmt w:val="bullet"/>
+      <w:lvlText w:val="■"/>
+      <w:lvlJc w:val="left"/>
+      <w:pPr>
+        <w:ind w:left="2160" w:hanging="360"/>
+      </w:pPr>
+    </w:lvl>
+    <w:lvl w:ilvl="3" w:tplc="E940BC8E" w:tentative="1">
+      <w:start w:val="1"/>
+      <w:numFmt w:val="bullet"/>
+      <w:lvlText w:val="●"/>
+      <w:lvlJc w:val="left"/>
+      <w:pPr>
+        <w:ind w:left="2880" w:hanging="360"/>
+      </w:pPr>
+    </w:lvl>
+    <w:lvl w:ilvl="4" w:tplc="482C30B8" w:tentative="1">
+      <w:start w:val="1"/>
+      <w:numFmt w:val="bullet"/>
+      <w:lvlText w:val="○"/>
+      <w:lvlJc w:val="left"/>
+      <w:pPr>
+        <w:ind w:left="3600" w:hanging="360"/>
+      </w:pPr>
+    </w:lvl>
+    <w:lvl w:ilvl="5" w:tplc="59E8948A" w:tentative="1">
+      <w:start w:val="1"/>
+      <w:numFmt w:val="bullet"/>
+      <w:lvlText w:val="■"/>
+      <w:lvlJc w:val="left"/>
+      <w:pPr>
+        <w:ind w:left="4320" w:hanging="360"/>
+      </w:pPr>
+    </w:lvl>
+    <w:lvl w:ilvl="6" w:tplc="E8209982" w:tentative="1">
+      <w:start w:val="1"/>
+      <w:numFmt w:val="bullet"/>
+      <w:lvlText w:val="●"/>
+      <w:lvlJc w:val="left"/>
+      <w:pPr>
+        <w:ind w:left="5040" w:hanging="360"/>
+      </w:pPr>
+    </w:lvl>
+    <w:lvl w:ilvl="7" w:tplc="9CE4540A" w:tentative="1">
+      <w:start w:val="1"/>
+      <w:numFmt w:val="bullet"/>
+      <w:lvlText w:val="●"/>
+      <w:lvlJc w:val="left"/>
+      <w:pPr>
+        <w:ind w:left="5760" w:hanging="360"/>
+      </w:pPr>
+    </w:lvl>
+    <w:lvl w:ilvl="8" w:tplc="854E5FFA" w:tentative="1">
+      <w:start w:val="1"/>
+      <w:numFmt w:val="bullet"/>
+      <w:lvlText w:val="●"/>
+      <w:lvlJc w:val="left"/>
+      <w:pPr>
+        <w:ind w:left="6480" w:hanging="360"/>
+      </w:pPr>
+    </w:lvl>
+  </w:abstractNum>
+  <w:abstractNum w:abstractNumId="1" w15:restartNumberingAfterBreak="0">
+    <w:nsid w:val="137F232F"/>
+    <w:multiLevelType w:val="hybridMultilevel"/>
+    <w:tmpl w:val="114AAAC2"/>
+    <w:lvl w:ilvl="0" w:tplc="53986DB2">
       <w:start w:val="1"/>
       <w:numFmt w:val="decimal"/>
-      <w:lvlText w:val="%1."/>
+      <w:lvlText w:val="%1)"/>
       <w:lvlJc w:val="left"/>
       <w:pPr>
         <w:ind w:left="1069" w:hanging="360"/>
@@ -16290,55 +16729,55 @@
         <w:szCs w:val="28"/>
       </w:rPr>
     </w:lvl>
-    <w:lvl w:ilvl="1" w:tplc="714AC064">
+    <w:lvl w:ilvl="1" w:tplc="E042C15C">
       <w:numFmt w:val="decimal"/>
       <w:lvlText w:val=""/>
       <w:lvlJc w:val="left"/>
     </w:lvl>
-    <w:lvl w:ilvl="2" w:tplc="36BAC54C">
+    <w:lvl w:ilvl="2" w:tplc="587ACF3E">
       <w:numFmt w:val="decimal"/>
       <w:lvlText w:val=""/>
       <w:lvlJc w:val="left"/>
     </w:lvl>
-    <w:lvl w:ilvl="3" w:tplc="AC606966">
+    <w:lvl w:ilvl="3" w:tplc="1968E91E">
       <w:numFmt w:val="decimal"/>
       <w:lvlText w:val=""/>
       <w:lvlJc w:val="left"/>
     </w:lvl>
-    <w:lvl w:ilvl="4" w:tplc="03A062D4">
+    <w:lvl w:ilvl="4" w:tplc="EC90F8D8">
       <w:numFmt w:val="decimal"/>
       <w:lvlText w:val=""/>
       <w:lvlJc w:val="left"/>
     </w:lvl>
-    <w:lvl w:ilvl="5" w:tplc="DE4E149A">
+    <w:lvl w:ilvl="5" w:tplc="3BC8D660">
       <w:numFmt w:val="decimal"/>
       <w:lvlText w:val=""/>
       <w:lvlJc w:val="left"/>
     </w:lvl>
-    <w:lvl w:ilvl="6" w:tplc="D25C8924">
+    <w:lvl w:ilvl="6" w:tplc="D332D0AA">
       <w:numFmt w:val="decimal"/>
       <w:lvlText w:val=""/>
       <w:lvlJc w:val="left"/>
     </w:lvl>
-    <w:lvl w:ilvl="7" w:tplc="B2ECB850">
+    <w:lvl w:ilvl="7" w:tplc="A16E9968">
       <w:numFmt w:val="decimal"/>
       <w:lvlText w:val=""/>
       <w:lvlJc w:val="left"/>
     </w:lvl>
-    <w:lvl w:ilvl="8" w:tplc="853CC348">
+    <w:lvl w:ilvl="8" w:tplc="CB841A54">
       <w:numFmt w:val="decimal"/>
       <w:lvlText w:val=""/>
       <w:lvlJc w:val="left"/>
     </w:lvl>
   </w:abstractNum>
-  <w:abstractNum w:abstractNumId="1" w15:restartNumberingAfterBreak="0">
-    <w:nsid w:val="32B5774D"/>
+  <w:abstractNum w:abstractNumId="2" w15:restartNumberingAfterBreak="0">
+    <w:nsid w:val="188721C1"/>
     <w:multiLevelType w:val="hybridMultilevel"/>
-    <w:tmpl w:val="13DAFDAE"/>
-    <w:lvl w:ilvl="0" w:tplc="BB4E1334">
+    <w:tmpl w:val="29B2055A"/>
+    <w:lvl w:ilvl="0" w:tplc="AA4243C2">
       <w:start w:val="1"/>
-      <w:numFmt w:val="decimal"/>
-      <w:lvlText w:val="%1)"/>
+      <w:numFmt w:val="bullet"/>
+      <w:lvlText w:val="–"/>
       <w:lvlJc w:val="left"/>
       <w:pPr>
         <w:ind w:left="1069" w:hanging="360"/>
@@ -16349,141 +16788,55 @@
         <w:szCs w:val="28"/>
       </w:rPr>
     </w:lvl>
-    <w:lvl w:ilvl="1" w:tplc="0FF8F920">
+    <w:lvl w:ilvl="1" w:tplc="E8E09556">
       <w:numFmt w:val="decimal"/>
       <w:lvlText w:val=""/>
       <w:lvlJc w:val="left"/>
     </w:lvl>
-    <w:lvl w:ilvl="2" w:tplc="0D96A40A">
+    <w:lvl w:ilvl="2" w:tplc="A8B2450E">
       <w:numFmt w:val="decimal"/>
       <w:lvlText w:val=""/>
       <w:lvlJc w:val="left"/>
     </w:lvl>
-    <w:lvl w:ilvl="3" w:tplc="A60E05E8">
+    <w:lvl w:ilvl="3" w:tplc="91E23780">
       <w:numFmt w:val="decimal"/>
       <w:lvlText w:val=""/>
       <w:lvlJc w:val="left"/>
     </w:lvl>
-    <w:lvl w:ilvl="4" w:tplc="0868ED54">
+    <w:lvl w:ilvl="4" w:tplc="7DF0E5A2">
       <w:numFmt w:val="decimal"/>
       <w:lvlText w:val=""/>
       <w:lvlJc w:val="left"/>
     </w:lvl>
-    <w:lvl w:ilvl="5" w:tplc="2E34D004">
+    <w:lvl w:ilvl="5" w:tplc="FD960BBE">
       <w:numFmt w:val="decimal"/>
       <w:lvlText w:val=""/>
       <w:lvlJc w:val="left"/>
     </w:lvl>
-    <w:lvl w:ilvl="6" w:tplc="BD0270AE">
+    <w:lvl w:ilvl="6" w:tplc="F8EAF1DE">
       <w:numFmt w:val="decimal"/>
       <w:lvlText w:val=""/>
       <w:lvlJc w:val="left"/>
     </w:lvl>
-    <w:lvl w:ilvl="7" w:tplc="4C641EC4">
+    <w:lvl w:ilvl="7" w:tplc="6FF21F4A">
       <w:numFmt w:val="decimal"/>
       <w:lvlText w:val=""/>
       <w:lvlJc w:val="left"/>
     </w:lvl>
-    <w:lvl w:ilvl="8" w:tplc="B0BA65A8">
+    <w:lvl w:ilvl="8" w:tplc="C2D4C2C6">
       <w:numFmt w:val="decimal"/>
       <w:lvlText w:val=""/>
       <w:lvlJc w:val="left"/>
     </w:lvl>
   </w:abstractNum>
-  <w:abstractNum w:abstractNumId="2" w15:restartNumberingAfterBreak="0">
-    <w:nsid w:val="60C47E7C"/>
+  <w:abstractNum w:abstractNumId="3" w15:restartNumberingAfterBreak="0">
+    <w:nsid w:val="63A57ACF"/>
     <w:multiLevelType w:val="hybridMultilevel"/>
-    <w:tmpl w:val="5B1EE19C"/>
-    <w:lvl w:ilvl="0" w:tplc="B4DAB136" w:tentative="1">
+    <w:tmpl w:val="522A78C6"/>
+    <w:lvl w:ilvl="0" w:tplc="C0A614D0">
       <w:start w:val="1"/>
-      <w:numFmt w:val="bullet"/>
-      <w:lvlText w:val="●"/>
-      <w:lvlJc w:val="left"/>
-      <w:pPr>
-        <w:ind w:left="720" w:hanging="360"/>
-      </w:pPr>
-    </w:lvl>
-    <w:lvl w:ilvl="1" w:tplc="EE90B794" w:tentative="1">
-      <w:start w:val="1"/>
-      <w:numFmt w:val="bullet"/>
-      <w:lvlText w:val="○"/>
-      <w:lvlJc w:val="left"/>
-      <w:pPr>
-        <w:ind w:left="1440" w:hanging="360"/>
-      </w:pPr>
-    </w:lvl>
-    <w:lvl w:ilvl="2" w:tplc="390AA296" w:tentative="1">
-      <w:start w:val="1"/>
-      <w:numFmt w:val="bullet"/>
-      <w:lvlText w:val="■"/>
-      <w:lvlJc w:val="left"/>
-      <w:pPr>
-        <w:ind w:left="2160" w:hanging="360"/>
-      </w:pPr>
-    </w:lvl>
-    <w:lvl w:ilvl="3" w:tplc="E43A2146" w:tentative="1">
-      <w:start w:val="1"/>
-      <w:numFmt w:val="bullet"/>
-      <w:lvlText w:val="●"/>
-      <w:lvlJc w:val="left"/>
-      <w:pPr>
-        <w:ind w:left="2880" w:hanging="360"/>
-      </w:pPr>
-    </w:lvl>
-    <w:lvl w:ilvl="4" w:tplc="FB128CEC" w:tentative="1">
-      <w:start w:val="1"/>
-      <w:numFmt w:val="bullet"/>
-      <w:lvlText w:val="○"/>
-      <w:lvlJc w:val="left"/>
-      <w:pPr>
-        <w:ind w:left="3600" w:hanging="360"/>
-      </w:pPr>
-    </w:lvl>
-    <w:lvl w:ilvl="5" w:tplc="A99E85A2" w:tentative="1">
-      <w:start w:val="1"/>
-      <w:numFmt w:val="bullet"/>
-      <w:lvlText w:val="■"/>
-      <w:lvlJc w:val="left"/>
-      <w:pPr>
-        <w:ind w:left="4320" w:hanging="360"/>
-      </w:pPr>
-    </w:lvl>
-    <w:lvl w:ilvl="6" w:tplc="0980F528" w:tentative="1">
-      <w:start w:val="1"/>
-      <w:numFmt w:val="bullet"/>
-      <w:lvlText w:val="●"/>
-      <w:lvlJc w:val="left"/>
-      <w:pPr>
-        <w:ind w:left="5040" w:hanging="360"/>
-      </w:pPr>
-    </w:lvl>
-    <w:lvl w:ilvl="7" w:tplc="8C1459AA" w:tentative="1">
-      <w:start w:val="1"/>
-      <w:numFmt w:val="bullet"/>
-      <w:lvlText w:val="●"/>
-      <w:lvlJc w:val="left"/>
-      <w:pPr>
-        <w:ind w:left="5760" w:hanging="360"/>
-      </w:pPr>
-    </w:lvl>
-    <w:lvl w:ilvl="8" w:tplc="6C50B61E" w:tentative="1">
-      <w:start w:val="1"/>
-      <w:numFmt w:val="bullet"/>
-      <w:lvlText w:val="●"/>
-      <w:lvlJc w:val="left"/>
-      <w:pPr>
-        <w:ind w:left="6480" w:hanging="360"/>
-      </w:pPr>
-    </w:lvl>
-  </w:abstractNum>
-  <w:abstractNum w:abstractNumId="3" w15:restartNumberingAfterBreak="0">
-    <w:nsid w:val="766F63AE"/>
-    <w:multiLevelType w:val="hybridMultilevel"/>
-    <w:tmpl w:val="ABB60E90"/>
-    <w:lvl w:ilvl="0" w:tplc="FE0CCCE4">
-      <w:start w:val="1"/>
-      <w:numFmt w:val="bullet"/>
-      <w:lvlText w:val="–"/>
+      <w:numFmt w:val="decimal"/>
+      <w:lvlText w:val="%1."/>
       <w:lvlJc w:val="left"/>
       <w:pPr>
         <w:ind w:left="1069" w:hanging="360"/>
@@ -16494,67 +16847,67 @@
         <w:szCs w:val="28"/>
       </w:rPr>
     </w:lvl>
-    <w:lvl w:ilvl="1" w:tplc="EAE6F612">
+    <w:lvl w:ilvl="1" w:tplc="D0CCAFD0">
       <w:numFmt w:val="decimal"/>
       <w:lvlText w:val=""/>
       <w:lvlJc w:val="left"/>
     </w:lvl>
-    <w:lvl w:ilvl="2" w:tplc="D9D4459C">
+    <w:lvl w:ilvl="2" w:tplc="31CE3A4E">
       <w:numFmt w:val="decimal"/>
       <w:lvlText w:val=""/>
       <w:lvlJc w:val="left"/>
     </w:lvl>
-    <w:lvl w:ilvl="3" w:tplc="DEE0C428">
+    <w:lvl w:ilvl="3" w:tplc="4DA2D306">
       <w:numFmt w:val="decimal"/>
       <w:lvlText w:val=""/>
       <w:lvlJc w:val="left"/>
     </w:lvl>
-    <w:lvl w:ilvl="4" w:tplc="EC6A62FA">
+    <w:lvl w:ilvl="4" w:tplc="2FDA1216">
       <w:numFmt w:val="decimal"/>
       <w:lvlText w:val=""/>
       <w:lvlJc w:val="left"/>
     </w:lvl>
-    <w:lvl w:ilvl="5" w:tplc="AC46876E">
+    <w:lvl w:ilvl="5" w:tplc="2B9C570C">
       <w:numFmt w:val="decimal"/>
       <w:lvlText w:val=""/>
       <w:lvlJc w:val="left"/>
     </w:lvl>
-    <w:lvl w:ilvl="6" w:tplc="FA4CC6C4">
+    <w:lvl w:ilvl="6" w:tplc="C9820B52">
       <w:numFmt w:val="decimal"/>
       <w:lvlText w:val=""/>
       <w:lvlJc w:val="left"/>
     </w:lvl>
-    <w:lvl w:ilvl="7" w:tplc="F38CEA10">
+    <w:lvl w:ilvl="7" w:tplc="B1D85D5A">
       <w:numFmt w:val="decimal"/>
       <w:lvlText w:val=""/>
       <w:lvlJc w:val="left"/>
     </w:lvl>
-    <w:lvl w:ilvl="8" w:tplc="1E224338">
+    <w:lvl w:ilvl="8" w:tplc="B63CCED2">
       <w:numFmt w:val="decimal"/>
       <w:lvlText w:val=""/>
       <w:lvlJc w:val="left"/>
     </w:lvl>
   </w:abstractNum>
-  <w:num w:numId="1" w16cid:durableId="732653647">
+  <w:num w:numId="1" w16cid:durableId="2051957563">
+    <w:abstractNumId w:val="0"/>
+    <w:lvlOverride w:ilvl="0">
+      <w:startOverride w:val="1"/>
+    </w:lvlOverride>
+  </w:num>
+  <w:num w:numId="2" w16cid:durableId="1709254898">
+    <w:abstractNumId w:val="1"/>
+    <w:lvlOverride w:ilvl="0">
+      <w:startOverride w:val="1"/>
+    </w:lvlOverride>
+  </w:num>
+  <w:num w:numId="3" w16cid:durableId="1969702344">
     <w:abstractNumId w:val="2"/>
     <w:lvlOverride w:ilvl="0">
       <w:startOverride w:val="1"/>
     </w:lvlOverride>
   </w:num>
-  <w:num w:numId="2" w16cid:durableId="2128348999">
-    <w:abstractNumId w:val="1"/>
-    <w:lvlOverride w:ilvl="0">
-      <w:startOverride w:val="1"/>
-    </w:lvlOverride>
-  </w:num>
-  <w:num w:numId="3" w16cid:durableId="1307080206">
+  <w:num w:numId="4" w16cid:durableId="154610468">
     <w:abstractNumId w:val="3"/>
-    <w:lvlOverride w:ilvl="0">
-      <w:startOverride w:val="1"/>
-    </w:lvlOverride>
-  </w:num>
-  <w:num w:numId="4" w16cid:durableId="987587636">
-    <w:abstractNumId w:val="0"/>
     <w:lvlOverride w:ilvl="0">
       <w:startOverride w:val="1"/>
     </w:lvlOverride>
@@ -17188,7 +17541,7 @@
     <w:autoRedefine/>
     <w:uiPriority w:val="39"/>
     <w:unhideWhenUsed/>
-    <w:rsid w:val="00FE3F77"/>
+    <w:rsid w:val="00897DC7"/>
     <w:pPr>
       <w:spacing w:after="100"/>
     </w:pPr>
@@ -17200,7 +17553,7 @@
     <w:autoRedefine/>
     <w:uiPriority w:val="39"/>
     <w:unhideWhenUsed/>
-    <w:rsid w:val="00FE3F77"/>
+    <w:rsid w:val="00897DC7"/>
     <w:pPr>
       <w:spacing w:after="100"/>
       <w:ind w:left="280"/>

--- a/Курсовая_Уапов_ПО2406.docx
+++ b/Курсовая_Уапов_ПО2406.docx
@@ -211,7 +211,7 @@
     <w:sdt>
       <w:sdtPr>
         <w:alias w:val="Содержание"/>
-        <w:id w:val="1136076276"/>
+        <w:id w:val="-241258261"/>
       </w:sdtPr>
       <w:sdtEndPr/>
       <w:sdtContent>
@@ -234,7 +234,7 @@
           <w:r>
             <w:fldChar w:fldCharType="separate"/>
           </w:r>
-          <w:hyperlink w:anchor="_Toc242901341" w:history="1">
+          <w:hyperlink w:anchor="_Toc242901390" w:history="1">
             <w:r>
               <w:rPr>
                 <w:rStyle w:val="a5"/>
@@ -258,7 +258,7 @@
               <w:rPr>
                 <w:noProof/>
               </w:rPr>
-              <w:instrText xml:space="preserve"> PAGEREF _Toc242901341 \h </w:instrText>
+              <w:instrText xml:space="preserve"> PAGEREF _Toc242901390 \h </w:instrText>
             </w:r>
             <w:r>
               <w:rPr>
@@ -295,7 +295,7 @@
               <w:noProof/>
             </w:rPr>
           </w:pPr>
-          <w:hyperlink w:anchor="_Toc242901342" w:history="1">
+          <w:hyperlink w:anchor="_Toc242901391" w:history="1">
             <w:r>
               <w:rPr>
                 <w:rStyle w:val="a5"/>
@@ -319,7 +319,7 @@
               <w:rPr>
                 <w:noProof/>
               </w:rPr>
-              <w:instrText xml:space="preserve"> PAGEREF _Toc242901342 \h </w:instrText>
+              <w:instrText xml:space="preserve"> PAGEREF _Toc242901391 \h </w:instrText>
             </w:r>
             <w:r>
               <w:rPr>
@@ -356,7 +356,7 @@
               <w:noProof/>
             </w:rPr>
           </w:pPr>
-          <w:hyperlink w:anchor="_Toc242901343" w:history="1">
+          <w:hyperlink w:anchor="_Toc242901392" w:history="1">
             <w:r>
               <w:rPr>
                 <w:rStyle w:val="a5"/>
@@ -380,7 +380,7 @@
               <w:rPr>
                 <w:noProof/>
               </w:rPr>
-              <w:instrText xml:space="preserve"> PAGEREF _Toc242901343 \h </w:instrText>
+              <w:instrText xml:space="preserve"> PAGEREF _Toc242901392 \h </w:instrText>
             </w:r>
             <w:r>
               <w:rPr>
@@ -417,7 +417,7 @@
               <w:noProof/>
             </w:rPr>
           </w:pPr>
-          <w:hyperlink w:anchor="_Toc242901344" w:history="1">
+          <w:hyperlink w:anchor="_Toc242901393" w:history="1">
             <w:r>
               <w:rPr>
                 <w:rStyle w:val="a5"/>
@@ -441,7 +441,7 @@
               <w:rPr>
                 <w:noProof/>
               </w:rPr>
-              <w:instrText xml:space="preserve"> PAGEREF _Toc242901344 \h </w:instrText>
+              <w:instrText xml:space="preserve"> PAGEREF _Toc242901393 \h </w:instrText>
             </w:r>
             <w:r>
               <w:rPr>
@@ -478,7 +478,7 @@
               <w:noProof/>
             </w:rPr>
           </w:pPr>
-          <w:hyperlink w:anchor="_Toc242901345" w:history="1">
+          <w:hyperlink w:anchor="_Toc242901394" w:history="1">
             <w:r>
               <w:rPr>
                 <w:rStyle w:val="a5"/>
@@ -502,7 +502,7 @@
               <w:rPr>
                 <w:noProof/>
               </w:rPr>
-              <w:instrText xml:space="preserve"> PAGEREF _Toc242901345 \h </w:instrText>
+              <w:instrText xml:space="preserve"> PAGEREF _Toc242901394 \h </w:instrText>
             </w:r>
             <w:r>
               <w:rPr>
@@ -539,7 +539,7 @@
               <w:noProof/>
             </w:rPr>
           </w:pPr>
-          <w:hyperlink w:anchor="_Toc242901346" w:history="1">
+          <w:hyperlink w:anchor="_Toc242901395" w:history="1">
             <w:r>
               <w:rPr>
                 <w:rStyle w:val="a5"/>
@@ -563,7 +563,7 @@
               <w:rPr>
                 <w:noProof/>
               </w:rPr>
-              <w:instrText xml:space="preserve"> PAGEREF _Toc242901346 \h </w:instrText>
+              <w:instrText xml:space="preserve"> PAGEREF _Toc242901395 \h </w:instrText>
             </w:r>
             <w:r>
               <w:rPr>
@@ -600,7 +600,7 @@
               <w:noProof/>
             </w:rPr>
           </w:pPr>
-          <w:hyperlink w:anchor="_Toc242901347" w:history="1">
+          <w:hyperlink w:anchor="_Toc242901396" w:history="1">
             <w:r>
               <w:rPr>
                 <w:rStyle w:val="a5"/>
@@ -624,7 +624,7 @@
               <w:rPr>
                 <w:noProof/>
               </w:rPr>
-              <w:instrText xml:space="preserve"> PAGEREF _Toc242901347 \h </w:instrText>
+              <w:instrText xml:space="preserve"> PAGEREF _Toc242901396 \h </w:instrText>
             </w:r>
             <w:r>
               <w:rPr>
@@ -661,7 +661,7 @@
               <w:noProof/>
             </w:rPr>
           </w:pPr>
-          <w:hyperlink w:anchor="_Toc242901348" w:history="1">
+          <w:hyperlink w:anchor="_Toc242901397" w:history="1">
             <w:r>
               <w:rPr>
                 <w:rStyle w:val="a5"/>
@@ -685,7 +685,7 @@
               <w:rPr>
                 <w:noProof/>
               </w:rPr>
-              <w:instrText xml:space="preserve"> PAGEREF _Toc242901348 \h </w:instrText>
+              <w:instrText xml:space="preserve"> PAGEREF _Toc242901397 \h </w:instrText>
             </w:r>
             <w:r>
               <w:rPr>
@@ -722,7 +722,7 @@
               <w:noProof/>
             </w:rPr>
           </w:pPr>
-          <w:hyperlink w:anchor="_Toc242901349" w:history="1">
+          <w:hyperlink w:anchor="_Toc242901398" w:history="1">
             <w:r>
               <w:rPr>
                 <w:rStyle w:val="a5"/>
@@ -746,7 +746,7 @@
               <w:rPr>
                 <w:noProof/>
               </w:rPr>
-              <w:instrText xml:space="preserve"> PAGEREF _Toc242901349 \h </w:instrText>
+              <w:instrText xml:space="preserve"> PAGEREF _Toc242901398 \h </w:instrText>
             </w:r>
             <w:r>
               <w:rPr>
@@ -783,7 +783,7 @@
               <w:noProof/>
             </w:rPr>
           </w:pPr>
-          <w:hyperlink w:anchor="_Toc242901350" w:history="1">
+          <w:hyperlink w:anchor="_Toc242901399" w:history="1">
             <w:r>
               <w:rPr>
                 <w:rStyle w:val="a5"/>
@@ -807,7 +807,7 @@
               <w:rPr>
                 <w:noProof/>
               </w:rPr>
-              <w:instrText xml:space="preserve"> PAGEREF _Toc242901350 \h </w:instrText>
+              <w:instrText xml:space="preserve"> PAGEREF _Toc242901399 \h </w:instrText>
             </w:r>
             <w:r>
               <w:rPr>
@@ -844,7 +844,7 @@
               <w:noProof/>
             </w:rPr>
           </w:pPr>
-          <w:hyperlink w:anchor="_Toc242901351" w:history="1">
+          <w:hyperlink w:anchor="_Toc242901400" w:history="1">
             <w:r>
               <w:rPr>
                 <w:rStyle w:val="a5"/>
@@ -868,7 +868,7 @@
               <w:rPr>
                 <w:noProof/>
               </w:rPr>
-              <w:instrText xml:space="preserve"> PAGEREF _Toc242901351 \h </w:instrText>
+              <w:instrText xml:space="preserve"> PAGEREF _Toc242901400 \h </w:instrText>
             </w:r>
             <w:r>
               <w:rPr>
@@ -905,7 +905,7 @@
               <w:noProof/>
             </w:rPr>
           </w:pPr>
-          <w:hyperlink w:anchor="_Toc242901352" w:history="1">
+          <w:hyperlink w:anchor="_Toc242901401" w:history="1">
             <w:r>
               <w:rPr>
                 <w:rStyle w:val="a5"/>
@@ -929,7 +929,7 @@
               <w:rPr>
                 <w:noProof/>
               </w:rPr>
-              <w:instrText xml:space="preserve"> PAGEREF _Toc242901352 \h </w:instrText>
+              <w:instrText xml:space="preserve"> PAGEREF _Toc242901401 \h </w:instrText>
             </w:r>
             <w:r>
               <w:rPr>
@@ -966,7 +966,7 @@
               <w:noProof/>
             </w:rPr>
           </w:pPr>
-          <w:hyperlink w:anchor="_Toc242901353" w:history="1">
+          <w:hyperlink w:anchor="_Toc242901402" w:history="1">
             <w:r>
               <w:rPr>
                 <w:rStyle w:val="a5"/>
@@ -990,7 +990,7 @@
               <w:rPr>
                 <w:noProof/>
               </w:rPr>
-              <w:instrText xml:space="preserve"> PAGEREF _Toc242901353 \h </w:instrText>
+              <w:instrText xml:space="preserve"> PAGEREF _Toc242901402 \h </w:instrText>
             </w:r>
             <w:r>
               <w:rPr>
@@ -1027,7 +1027,7 @@
               <w:noProof/>
             </w:rPr>
           </w:pPr>
-          <w:hyperlink w:anchor="_Toc242901354" w:history="1">
+          <w:hyperlink w:anchor="_Toc242901403" w:history="1">
             <w:r>
               <w:rPr>
                 <w:rStyle w:val="a5"/>
@@ -1051,7 +1051,7 @@
               <w:rPr>
                 <w:noProof/>
               </w:rPr>
-              <w:instrText xml:space="preserve"> PAGEREF _Toc242901354 \h </w:instrText>
+              <w:instrText xml:space="preserve"> PAGEREF _Toc242901403 \h </w:instrText>
             </w:r>
             <w:r>
               <w:rPr>
@@ -1088,7 +1088,7 @@
               <w:noProof/>
             </w:rPr>
           </w:pPr>
-          <w:hyperlink w:anchor="_Toc242901355" w:history="1">
+          <w:hyperlink w:anchor="_Toc242901404" w:history="1">
             <w:r>
               <w:rPr>
                 <w:rStyle w:val="a5"/>
@@ -1112,7 +1112,7 @@
               <w:rPr>
                 <w:noProof/>
               </w:rPr>
-              <w:instrText xml:space="preserve"> PAGEREF _Toc242901355 \h </w:instrText>
+              <w:instrText xml:space="preserve"> PAGEREF _Toc242901404 \h </w:instrText>
             </w:r>
             <w:r>
               <w:rPr>
@@ -1149,7 +1149,7 @@
               <w:noProof/>
             </w:rPr>
           </w:pPr>
-          <w:hyperlink w:anchor="_Toc242901356" w:history="1">
+          <w:hyperlink w:anchor="_Toc242901405" w:history="1">
             <w:r>
               <w:rPr>
                 <w:rStyle w:val="a5"/>
@@ -1173,7 +1173,7 @@
               <w:rPr>
                 <w:noProof/>
               </w:rPr>
-              <w:instrText xml:space="preserve"> PAGEREF _Toc242901356 \h </w:instrText>
+              <w:instrText xml:space="preserve"> PAGEREF _Toc242901405 \h </w:instrText>
             </w:r>
             <w:r>
               <w:rPr>
@@ -1210,7 +1210,7 @@
               <w:noProof/>
             </w:rPr>
           </w:pPr>
-          <w:hyperlink w:anchor="_Toc242901357" w:history="1">
+          <w:hyperlink w:anchor="_Toc242901406" w:history="1">
             <w:r>
               <w:rPr>
                 <w:rStyle w:val="a5"/>
@@ -1234,7 +1234,7 @@
               <w:rPr>
                 <w:noProof/>
               </w:rPr>
-              <w:instrText xml:space="preserve"> PAGEREF _Toc242901357 \h </w:instrText>
+              <w:instrText xml:space="preserve"> PAGEREF _Toc242901406 \h </w:instrText>
             </w:r>
             <w:r>
               <w:rPr>
@@ -1271,7 +1271,7 @@
               <w:noProof/>
             </w:rPr>
           </w:pPr>
-          <w:hyperlink w:anchor="_Toc242901358" w:history="1">
+          <w:hyperlink w:anchor="_Toc242901407" w:history="1">
             <w:r>
               <w:rPr>
                 <w:rStyle w:val="a5"/>
@@ -1295,7 +1295,7 @@
               <w:rPr>
                 <w:noProof/>
               </w:rPr>
-              <w:instrText xml:space="preserve"> PAGEREF _Toc242901358 \h </w:instrText>
+              <w:instrText xml:space="preserve"> PAGEREF _Toc242901407 \h </w:instrText>
             </w:r>
             <w:r>
               <w:rPr>
@@ -1332,7 +1332,7 @@
               <w:noProof/>
             </w:rPr>
           </w:pPr>
-          <w:hyperlink w:anchor="_Toc242901359" w:history="1">
+          <w:hyperlink w:anchor="_Toc242901408" w:history="1">
             <w:r>
               <w:rPr>
                 <w:rStyle w:val="a5"/>
@@ -1356,7 +1356,7 @@
               <w:rPr>
                 <w:noProof/>
               </w:rPr>
-              <w:instrText xml:space="preserve"> PAGEREF _Toc242901359 \h </w:instrText>
+              <w:instrText xml:space="preserve"> PAGEREF _Toc242901408 \h </w:instrText>
             </w:r>
             <w:r>
               <w:rPr>
@@ -1393,7 +1393,7 @@
               <w:noProof/>
             </w:rPr>
           </w:pPr>
-          <w:hyperlink w:anchor="_Toc242901360" w:history="1">
+          <w:hyperlink w:anchor="_Toc242901409" w:history="1">
             <w:r>
               <w:rPr>
                 <w:rStyle w:val="a5"/>
@@ -1417,7 +1417,7 @@
               <w:rPr>
                 <w:noProof/>
               </w:rPr>
-              <w:instrText xml:space="preserve"> PAGEREF _Toc242901360 \h </w:instrText>
+              <w:instrText xml:space="preserve"> PAGEREF _Toc242901409 \h </w:instrText>
             </w:r>
             <w:r>
               <w:rPr>
@@ -1456,7 +1456,7 @@
         <w:pStyle w:val="1"/>
         <w:pageBreakBefore/>
       </w:pPr>
-      <w:bookmarkStart w:id="0" w:name="_Toc242901341"/>
+      <w:bookmarkStart w:id="0" w:name="_Toc242901390"/>
       <w:r>
         <w:lastRenderedPageBreak/>
         <w:t>ВВЕДЕНИЕ</w:t>
@@ -1710,7 +1710,7 @@
         <w:pStyle w:val="1"/>
         <w:pageBreakBefore/>
       </w:pPr>
-      <w:bookmarkStart w:id="1" w:name="_Toc242901342"/>
+      <w:bookmarkStart w:id="1" w:name="_Toc242901391"/>
       <w:r>
         <w:lastRenderedPageBreak/>
         <w:t>1 ТЕОРЕТИЧЕСКАЯ ЧАСТЬ</w:t>
@@ -1723,7 +1723,7 @@
         <w:keepNext/>
         <w:ind w:firstLine="709"/>
       </w:pPr>
-      <w:bookmarkStart w:id="2" w:name="_Toc242901343"/>
+      <w:bookmarkStart w:id="2" w:name="_Toc242901392"/>
       <w:r>
         <w:t>1.1 Анализ предметной области</w:t>
       </w:r>
@@ -1775,7 +1775,7 @@
         <w:keepNext/>
         <w:ind w:firstLine="709"/>
       </w:pPr>
-      <w:bookmarkStart w:id="3" w:name="_Toc242901344"/>
+      <w:bookmarkStart w:id="3" w:name="_Toc242901393"/>
       <w:r>
         <w:lastRenderedPageBreak/>
         <w:t>1.2 Особенности мобильных приложений</w:t>
@@ -1878,7 +1878,7 @@
         <w:keepNext/>
         <w:ind w:firstLine="709"/>
       </w:pPr>
-      <w:bookmarkStart w:id="4" w:name="_Toc242901345"/>
+      <w:bookmarkStart w:id="4" w:name="_Toc242901394"/>
       <w:r>
         <w:lastRenderedPageBreak/>
         <w:t>1.3 Принципы разработки мобильных приложений</w:t>
@@ -2027,7 +2027,7 @@
         <w:keepNext/>
         <w:ind w:firstLine="709"/>
       </w:pPr>
-      <w:bookmarkStart w:id="5" w:name="_Toc242901346"/>
+      <w:bookmarkStart w:id="5" w:name="_Toc242901395"/>
       <w:r>
         <w:t>1.4 Анализ аналогичных решений</w:t>
       </w:r>
@@ -3518,7 +3518,7 @@
         <w:keepNext/>
         <w:ind w:firstLine="709"/>
       </w:pPr>
-      <w:bookmarkStart w:id="6" w:name="_Toc242901347"/>
+      <w:bookmarkStart w:id="6" w:name="_Toc242901396"/>
       <w:r>
         <w:lastRenderedPageBreak/>
         <w:t>1.5 Обоснование выбора технологий</w:t>
@@ -4318,7 +4318,7 @@
         <w:pStyle w:val="1"/>
         <w:pageBreakBefore/>
       </w:pPr>
-      <w:bookmarkStart w:id="7" w:name="_Toc242901348"/>
+      <w:bookmarkStart w:id="7" w:name="_Toc242901397"/>
       <w:r>
         <w:lastRenderedPageBreak/>
         <w:t>2 ПРАКТИЧЕСКАЯ ЧАСТЬ</w:t>
@@ -4331,7 +4331,7 @@
         <w:keepNext/>
         <w:ind w:firstLine="709"/>
       </w:pPr>
-      <w:bookmarkStart w:id="8" w:name="_Toc242901349"/>
+      <w:bookmarkStart w:id="8" w:name="_Toc242901398"/>
       <w:r>
         <w:t>2.1 Анализ проекта первого семестра и план развития</w:t>
       </w:r>
@@ -4444,7 +4444,7 @@
         <w:keepNext/>
         <w:ind w:firstLine="709"/>
       </w:pPr>
-      <w:bookmarkStart w:id="9" w:name="_Toc242901350"/>
+      <w:bookmarkStart w:id="9" w:name="_Toc242901399"/>
       <w:r>
         <w:lastRenderedPageBreak/>
         <w:t>2.2 Архитектура приложения</w:t>
@@ -5399,7 +5399,7 @@
         <w:keepNext/>
         <w:ind w:firstLine="709"/>
       </w:pPr>
-      <w:bookmarkStart w:id="10" w:name="_Toc242901351"/>
+      <w:bookmarkStart w:id="10" w:name="_Toc242901400"/>
       <w:r>
         <w:t>2.3 Структура базы данных</w:t>
       </w:r>
@@ -5937,7 +5937,7 @@
         <w:keepNext/>
         <w:ind w:firstLine="709"/>
       </w:pPr>
-      <w:bookmarkStart w:id="11" w:name="_Toc242901352"/>
+      <w:bookmarkStart w:id="11" w:name="_Toc242901401"/>
       <w:r>
         <w:t>2.4 Реализация экранов приложения</w:t>
       </w:r>
@@ -5972,7 +5972,7 @@
         </w:rPr>
         <w:lastRenderedPageBreak/>
         <w:drawing>
-          <wp:inline distT="0" distB="0" distL="0" distR="0" wp14:anchorId="0703A16F" wp14:editId="3154D4C0">
+          <wp:inline distT="0" distB="0" distL="0" distR="0" wp14:anchorId="118BCBA2" wp14:editId="3B0FC70A">
             <wp:extent cx="2000250" cy="4448175"/>
             <wp:effectExtent l="0" t="0" r="0" b="0"/>
             <wp:docPr id="1" name="01_splash.png" descr="Экран-заставка" title="Экран-заставка"/>
@@ -6049,7 +6049,7 @@
         </w:rPr>
         <w:lastRenderedPageBreak/>
         <w:drawing>
-          <wp:inline distT="0" distB="0" distL="0" distR="0" wp14:anchorId="1E7290C9" wp14:editId="2C2929FD">
+          <wp:inline distT="0" distB="0" distL="0" distR="0" wp14:anchorId="6753A585" wp14:editId="0F01C5D2">
             <wp:extent cx="2000250" cy="4352925"/>
             <wp:effectExtent l="0" t="0" r="0" b="0"/>
             <wp:docPr id="2" name="02_register.png" descr="Экран регистрации" title="Экран регистрации"/>
@@ -6126,7 +6126,7 @@
         </w:rPr>
         <w:lastRenderedPageBreak/>
         <w:drawing>
-          <wp:inline distT="0" distB="0" distL="0" distR="0" wp14:anchorId="423CA6E0" wp14:editId="2BDAC2A8">
+          <wp:inline distT="0" distB="0" distL="0" distR="0" wp14:anchorId="520ECF59" wp14:editId="1D355CCE">
             <wp:extent cx="2000250" cy="4324350"/>
             <wp:effectExtent l="0" t="0" r="0" b="0"/>
             <wp:docPr id="3" name="03_login_errors.png" descr="Экран авторизации с сообщениями валидации" title="Экран авторизации с сообщениями валидации"/>
@@ -6220,7 +6220,7 @@
         </w:rPr>
         <w:lastRenderedPageBreak/>
         <w:drawing>
-          <wp:inline distT="0" distB="0" distL="0" distR="0" wp14:anchorId="026A745D" wp14:editId="48FEB248">
+          <wp:inline distT="0" distB="0" distL="0" distR="0" wp14:anchorId="23360BA7" wp14:editId="6B69BDB6">
             <wp:extent cx="2000250" cy="4448175"/>
             <wp:effectExtent l="0" t="0" r="0" b="0"/>
             <wp:docPr id="4" name="04_home.png" descr="Главная страница с лентой объявлений" title="Главная страница с лентой объявлений"/>
@@ -6299,7 +6299,7 @@
           <w:noProof/>
         </w:rPr>
         <w:drawing>
-          <wp:inline distT="0" distB="0" distL="0" distR="0" wp14:anchorId="6E0A4B39" wp14:editId="1BF4BD19">
+          <wp:inline distT="0" distB="0" distL="0" distR="0" wp14:anchorId="529FEA39" wp14:editId="5BE97754">
             <wp:extent cx="2000250" cy="581025"/>
             <wp:effectExtent l="0" t="0" r="0" b="0"/>
             <wp:docPr id="5" name="04b_navbar.png" descr="Нижняя панель навигации с кнопкой добавления объявления" title="Нижняя панель навигации с кнопкой добавления объявления"/>
@@ -6379,7 +6379,7 @@
           <w:noProof/>
         </w:rPr>
         <w:drawing>
-          <wp:inline distT="0" distB="0" distL="0" distR="0" wp14:anchorId="1707376F" wp14:editId="0AE65E84">
+          <wp:inline distT="0" distB="0" distL="0" distR="0" wp14:anchorId="2693BD90" wp14:editId="0CDC144F">
             <wp:extent cx="2000250" cy="4448175"/>
             <wp:effectExtent l="0" t="0" r="0" b="0"/>
             <wp:docPr id="6" name="05_item_form.png" descr="Форма создания объявления" title="Форма создания объявления"/>
@@ -6439,7 +6439,7 @@
         </w:rPr>
         <w:lastRenderedPageBreak/>
         <w:drawing>
-          <wp:inline distT="0" distB="0" distL="0" distR="0" wp14:anchorId="42C4A27A" wp14:editId="0C9A08D3">
+          <wp:inline distT="0" distB="0" distL="0" distR="0" wp14:anchorId="7203C9C0" wp14:editId="165FCDA7">
             <wp:extent cx="2000250" cy="4448175"/>
             <wp:effectExtent l="0" t="0" r="0" b="0"/>
             <wp:docPr id="7" name="06_item_detail.png" descr="Экран просмотра объявления" title="Экран просмотра объявления"/>
@@ -6516,7 +6516,7 @@
         </w:rPr>
         <w:lastRenderedPageBreak/>
         <w:drawing>
-          <wp:inline distT="0" distB="0" distL="0" distR="0" wp14:anchorId="0C514CB7" wp14:editId="25F8B597">
+          <wp:inline distT="0" distB="0" distL="0" distR="0" wp14:anchorId="74613FBB" wp14:editId="51D6CE63">
             <wp:extent cx="2000250" cy="4448175"/>
             <wp:effectExtent l="0" t="0" r="0" b="0"/>
             <wp:docPr id="8" name="07_favorites.png" descr="Раздел «Избранное»" title="Раздел «Избранное»"/>
@@ -6593,7 +6593,7 @@
         </w:rPr>
         <w:lastRenderedPageBreak/>
         <w:drawing>
-          <wp:inline distT="0" distB="0" distL="0" distR="0" wp14:anchorId="515B22AB" wp14:editId="304DD888">
+          <wp:inline distT="0" distB="0" distL="0" distR="0" wp14:anchorId="38B883B5" wp14:editId="19A18522">
             <wp:extent cx="2000250" cy="4448175"/>
             <wp:effectExtent l="0" t="0" r="0" b="0"/>
             <wp:docPr id="9" name="08_history.png" descr="Раздел «История сделок»" title="Раздел «История сделок»"/>
@@ -6670,7 +6670,7 @@
         </w:rPr>
         <w:lastRenderedPageBreak/>
         <w:drawing>
-          <wp:inline distT="0" distB="0" distL="0" distR="0" wp14:anchorId="3578AE27" wp14:editId="71BDD25A">
+          <wp:inline distT="0" distB="0" distL="0" distR="0" wp14:anchorId="647D1CAD" wp14:editId="2EC202F3">
             <wp:extent cx="2000250" cy="4448175"/>
             <wp:effectExtent l="0" t="0" r="0" b="0"/>
             <wp:docPr id="10" name="09_profile.png" descr="Экран профиля" title="Экран профиля"/>
@@ -6730,7 +6730,7 @@
         </w:rPr>
         <w:lastRenderedPageBreak/>
         <w:drawing>
-          <wp:inline distT="0" distB="0" distL="0" distR="0" wp14:anchorId="1A3BABC7" wp14:editId="7E39A61D">
+          <wp:inline distT="0" distB="0" distL="0" distR="0" wp14:anchorId="63F7DF8B" wp14:editId="3747CB56">
             <wp:extent cx="2000250" cy="4448175"/>
             <wp:effectExtent l="0" t="0" r="0" b="0"/>
             <wp:docPr id="11" name="10_edit_profile.png" descr="Редактирование профиля" title="Редактирование профиля"/>
@@ -6801,7 +6801,7 @@
         <w:keepNext/>
         <w:ind w:firstLine="709"/>
       </w:pPr>
-      <w:bookmarkStart w:id="12" w:name="_Toc242901353"/>
+      <w:bookmarkStart w:id="12" w:name="_Toc242901402"/>
       <w:r>
         <w:t>2.5 Безопасность данных</w:t>
       </w:r>
@@ -6909,7 +6909,7 @@
         <w:keepNext/>
         <w:ind w:firstLine="709"/>
       </w:pPr>
-      <w:bookmarkStart w:id="13" w:name="_Toc242901354"/>
+      <w:bookmarkStart w:id="13" w:name="_Toc242901403"/>
       <w:r>
         <w:t>2.6 Пользовательский интерфейс</w:t>
       </w:r>
@@ -6944,7 +6944,7 @@
         <w:keepNext/>
         <w:ind w:firstLine="709"/>
       </w:pPr>
-      <w:bookmarkStart w:id="14" w:name="_Toc242901355"/>
+      <w:bookmarkStart w:id="14" w:name="_Toc242901404"/>
       <w:r>
         <w:t>2.7 Тестирование и исправление ошибок</w:t>
       </w:r>
@@ -9944,15 +9944,7 @@
             </w:tcMar>
             <w:vAlign w:val="center"/>
           </w:tcPr>
-          <w:p>
-            <w:r>
-              <w:rPr>
-                <w:sz w:val="24"/>
-                <w:szCs w:val="24"/>
-              </w:rPr>
-              <w:t>Пройден</w:t>
-            </w:r>
-          </w:p>
+          <w:p/>
         </w:tc>
       </w:tr>
       <w:tr>
@@ -11829,7 +11821,7 @@
         <w:pStyle w:val="1"/>
         <w:pageBreakBefore/>
       </w:pPr>
-      <w:bookmarkStart w:id="15" w:name="_Toc242901356"/>
+      <w:bookmarkStart w:id="15" w:name="_Toc242901405"/>
       <w:r>
         <w:lastRenderedPageBreak/>
         <w:t>ЗАКЛЮЧЕНИЕ</w:t>
@@ -11891,7 +11883,7 @@
         <w:pStyle w:val="1"/>
         <w:pageBreakBefore/>
       </w:pPr>
-      <w:bookmarkStart w:id="16" w:name="_Toc242901357"/>
+      <w:bookmarkStart w:id="16" w:name="_Toc242901406"/>
       <w:r>
         <w:lastRenderedPageBreak/>
         <w:t>СПИСОК ИСПОЛЬЗОВАННОЙ ЛИТЕРАТУРЫ</w:t>
@@ -12100,7 +12092,7 @@
         <w:pStyle w:val="1"/>
         <w:pageBreakBefore/>
       </w:pPr>
-      <w:bookmarkStart w:id="17" w:name="_Toc242901358"/>
+      <w:bookmarkStart w:id="17" w:name="_Toc242901407"/>
       <w:r>
         <w:lastRenderedPageBreak/>
         <w:t>ПРИЛОЖЕНИЕ А</w:t>
@@ -14994,7 +14986,7 @@
         <w:pStyle w:val="1"/>
         <w:pageBreakBefore/>
       </w:pPr>
-      <w:bookmarkStart w:id="18" w:name="_Toc242901359"/>
+      <w:bookmarkStart w:id="18" w:name="_Toc242901408"/>
       <w:r>
         <w:lastRenderedPageBreak/>
         <w:t>ПРИЛОЖЕНИЕ Б</w:t>
@@ -15444,7 +15436,7 @@
         <w:pStyle w:val="1"/>
         <w:pageBreakBefore/>
       </w:pPr>
-      <w:bookmarkStart w:id="19" w:name="_Toc242901360"/>
+      <w:bookmarkStart w:id="19" w:name="_Toc242901409"/>
       <w:r>
         <w:lastRenderedPageBreak/>
         <w:t>ПРИЛОЖЕНИЕ В</w:t>
@@ -16626,96 +16618,10 @@
 <file path=word/numbering.xml><?xml version="1.0" encoding="utf-8"?>
 <w:numbering xmlns:wpc="http://schemas.microsoft.com/office/word/2010/wordprocessingCanvas" xmlns:cx="http://schemas.microsoft.com/office/drawing/2014/chartex" xmlns:cx1="http://schemas.microsoft.com/office/drawing/2015/9/8/chartex" xmlns:cx2="http://schemas.microsoft.com/office/drawing/2015/10/21/chartex" xmlns:cx3="http://schemas.microsoft.com/office/drawing/2016/5/9/chartex" xmlns:cx4="http://schemas.microsoft.com/office/drawing/2016/5/10/chartex" xmlns:cx5="http://schemas.microsoft.com/office/drawing/2016/5/11/chartex" xmlns:cx6="http://schemas.microsoft.com/office/drawing/2016/5/12/chartex" xmlns:cx7="http://schemas.microsoft.com/office/drawing/2016/5/13/chartex" xmlns:cx8="http://schemas.microsoft.com/office/drawing/2016/5/14/chartex" xmlns:mc="http://schemas.openxmlformats.org/markup-compatibility/2006" xmlns:aink="http://schemas.microsoft.com/office/drawing/2016/ink" xmlns:am3d="http://schemas.microsoft.com/office/drawing/2017/model3d" xmlns:o="urn:schemas-microsoft-com:office:office" xmlns:oel="http://schemas.microsoft.com/office/2019/extlst" xmlns:r="http://schemas.openxmlformats.org/officeDocument/2006/relationships" xmlns:m="http://schemas.openxmlformats.org/officeDocument/2006/math" xmlns:v="urn:schemas-microsoft-com:vml" xmlns:wp14="http://schemas.microsoft.com/office/word/2010/wordprocessingDrawing" xmlns:wp="http://schemas.openxmlformats.org/drawingml/2006/wordprocessingDrawing" xmlns:w10="urn:schemas-microsoft-com:office:word" xmlns:w="http://schemas.openxmlformats.org/wordprocessingml/2006/main" xmlns:w14="http://schemas.microsoft.com/office/word/2010/wordml" xmlns:w15="http://schemas.microsoft.com/office/word/2012/wordml" xmlns:w16cex="http://schemas.microsoft.com/office/word/2018/wordml/cex" xmlns:w16cid="http://schemas.microsoft.com/office/word/2016/wordml/cid" xmlns:w16="http://schemas.microsoft.com/office/word/2018/wordml" xmlns:w16sdtdh="http://schemas.microsoft.com/office/word/2020/wordml/sdtdatahash" xmlns:w16se="http://schemas.microsoft.com/office/word/2015/wordml/symex" xmlns:wpg="http://schemas.microsoft.com/office/word/2010/wordprocessingGroup" xmlns:wpi="http://schemas.microsoft.com/office/word/2010/wordprocessingInk" xmlns:wne="http://schemas.microsoft.com/office/word/2006/wordml" xmlns:wps="http://schemas.microsoft.com/office/word/2010/wordprocessingShape" mc:Ignorable="w14 w15 w16se w16cid w16 w16cex w16sdtdh wp14">
   <w:abstractNum w:abstractNumId="0" w15:restartNumberingAfterBreak="0">
-    <w:nsid w:val="016E0F1B"/>
+    <w:nsid w:val="307945F4"/>
     <w:multiLevelType w:val="hybridMultilevel"/>
-    <w:tmpl w:val="64A444B6"/>
-    <w:lvl w:ilvl="0" w:tplc="679C437E" w:tentative="1">
-      <w:start w:val="1"/>
-      <w:numFmt w:val="bullet"/>
-      <w:lvlText w:val="●"/>
-      <w:lvlJc w:val="left"/>
-      <w:pPr>
-        <w:ind w:left="720" w:hanging="360"/>
-      </w:pPr>
-    </w:lvl>
-    <w:lvl w:ilvl="1" w:tplc="A992CB54" w:tentative="1">
-      <w:start w:val="1"/>
-      <w:numFmt w:val="bullet"/>
-      <w:lvlText w:val="○"/>
-      <w:lvlJc w:val="left"/>
-      <w:pPr>
-        <w:ind w:left="1440" w:hanging="360"/>
-      </w:pPr>
-    </w:lvl>
-    <w:lvl w:ilvl="2" w:tplc="079AE438" w:tentative="1">
-      <w:start w:val="1"/>
-      <w:numFmt w:val="bullet"/>
-      <w:lvlText w:val="■"/>
-      <w:lvlJc w:val="left"/>
-      <w:pPr>
-        <w:ind w:left="2160" w:hanging="360"/>
-      </w:pPr>
-    </w:lvl>
-    <w:lvl w:ilvl="3" w:tplc="E940BC8E" w:tentative="1">
-      <w:start w:val="1"/>
-      <w:numFmt w:val="bullet"/>
-      <w:lvlText w:val="●"/>
-      <w:lvlJc w:val="left"/>
-      <w:pPr>
-        <w:ind w:left="2880" w:hanging="360"/>
-      </w:pPr>
-    </w:lvl>
-    <w:lvl w:ilvl="4" w:tplc="482C30B8" w:tentative="1">
-      <w:start w:val="1"/>
-      <w:numFmt w:val="bullet"/>
-      <w:lvlText w:val="○"/>
-      <w:lvlJc w:val="left"/>
-      <w:pPr>
-        <w:ind w:left="3600" w:hanging="360"/>
-      </w:pPr>
-    </w:lvl>
-    <w:lvl w:ilvl="5" w:tplc="59E8948A" w:tentative="1">
-      <w:start w:val="1"/>
-      <w:numFmt w:val="bullet"/>
-      <w:lvlText w:val="■"/>
-      <w:lvlJc w:val="left"/>
-      <w:pPr>
-        <w:ind w:left="4320" w:hanging="360"/>
-      </w:pPr>
-    </w:lvl>
-    <w:lvl w:ilvl="6" w:tplc="E8209982" w:tentative="1">
-      <w:start w:val="1"/>
-      <w:numFmt w:val="bullet"/>
-      <w:lvlText w:val="●"/>
-      <w:lvlJc w:val="left"/>
-      <w:pPr>
-        <w:ind w:left="5040" w:hanging="360"/>
-      </w:pPr>
-    </w:lvl>
-    <w:lvl w:ilvl="7" w:tplc="9CE4540A" w:tentative="1">
-      <w:start w:val="1"/>
-      <w:numFmt w:val="bullet"/>
-      <w:lvlText w:val="●"/>
-      <w:lvlJc w:val="left"/>
-      <w:pPr>
-        <w:ind w:left="5760" w:hanging="360"/>
-      </w:pPr>
-    </w:lvl>
-    <w:lvl w:ilvl="8" w:tplc="854E5FFA" w:tentative="1">
-      <w:start w:val="1"/>
-      <w:numFmt w:val="bullet"/>
-      <w:lvlText w:val="●"/>
-      <w:lvlJc w:val="left"/>
-      <w:pPr>
-        <w:ind w:left="6480" w:hanging="360"/>
-      </w:pPr>
-    </w:lvl>
-  </w:abstractNum>
-  <w:abstractNum w:abstractNumId="1" w15:restartNumberingAfterBreak="0">
-    <w:nsid w:val="137F232F"/>
-    <w:multiLevelType w:val="hybridMultilevel"/>
-    <w:tmpl w:val="114AAAC2"/>
-    <w:lvl w:ilvl="0" w:tplc="53986DB2">
+    <w:tmpl w:val="AA08A2DC"/>
+    <w:lvl w:ilvl="0" w:tplc="5630C12E">
       <w:start w:val="1"/>
       <w:numFmt w:val="decimal"/>
       <w:lvlText w:val="%1)"/>
@@ -16729,52 +16635,138 @@
         <w:szCs w:val="28"/>
       </w:rPr>
     </w:lvl>
-    <w:lvl w:ilvl="1" w:tplc="E042C15C">
+    <w:lvl w:ilvl="1" w:tplc="870C5ADC">
       <w:numFmt w:val="decimal"/>
       <w:lvlText w:val=""/>
       <w:lvlJc w:val="left"/>
     </w:lvl>
-    <w:lvl w:ilvl="2" w:tplc="587ACF3E">
+    <w:lvl w:ilvl="2" w:tplc="3C40C792">
       <w:numFmt w:val="decimal"/>
       <w:lvlText w:val=""/>
       <w:lvlJc w:val="left"/>
     </w:lvl>
-    <w:lvl w:ilvl="3" w:tplc="1968E91E">
+    <w:lvl w:ilvl="3" w:tplc="C7A8282E">
       <w:numFmt w:val="decimal"/>
       <w:lvlText w:val=""/>
       <w:lvlJc w:val="left"/>
     </w:lvl>
-    <w:lvl w:ilvl="4" w:tplc="EC90F8D8">
+    <w:lvl w:ilvl="4" w:tplc="AF06EFAA">
       <w:numFmt w:val="decimal"/>
       <w:lvlText w:val=""/>
       <w:lvlJc w:val="left"/>
     </w:lvl>
-    <w:lvl w:ilvl="5" w:tplc="3BC8D660">
+    <w:lvl w:ilvl="5" w:tplc="D414B4C0">
       <w:numFmt w:val="decimal"/>
       <w:lvlText w:val=""/>
       <w:lvlJc w:val="left"/>
     </w:lvl>
-    <w:lvl w:ilvl="6" w:tplc="D332D0AA">
+    <w:lvl w:ilvl="6" w:tplc="9A88E1A0">
       <w:numFmt w:val="decimal"/>
       <w:lvlText w:val=""/>
       <w:lvlJc w:val="left"/>
     </w:lvl>
-    <w:lvl w:ilvl="7" w:tplc="A16E9968">
+    <w:lvl w:ilvl="7" w:tplc="77AC9744">
       <w:numFmt w:val="decimal"/>
       <w:lvlText w:val=""/>
       <w:lvlJc w:val="left"/>
     </w:lvl>
-    <w:lvl w:ilvl="8" w:tplc="CB841A54">
+    <w:lvl w:ilvl="8" w:tplc="8C68DB46">
       <w:numFmt w:val="decimal"/>
       <w:lvlText w:val=""/>
       <w:lvlJc w:val="left"/>
     </w:lvl>
   </w:abstractNum>
+  <w:abstractNum w:abstractNumId="1" w15:restartNumberingAfterBreak="0">
+    <w:nsid w:val="33A4453A"/>
+    <w:multiLevelType w:val="hybridMultilevel"/>
+    <w:tmpl w:val="F10A9790"/>
+    <w:lvl w:ilvl="0" w:tplc="0AF01042" w:tentative="1">
+      <w:start w:val="1"/>
+      <w:numFmt w:val="bullet"/>
+      <w:lvlText w:val="●"/>
+      <w:lvlJc w:val="left"/>
+      <w:pPr>
+        <w:ind w:left="720" w:hanging="360"/>
+      </w:pPr>
+    </w:lvl>
+    <w:lvl w:ilvl="1" w:tplc="04547BB4" w:tentative="1">
+      <w:start w:val="1"/>
+      <w:numFmt w:val="bullet"/>
+      <w:lvlText w:val="○"/>
+      <w:lvlJc w:val="left"/>
+      <w:pPr>
+        <w:ind w:left="1440" w:hanging="360"/>
+      </w:pPr>
+    </w:lvl>
+    <w:lvl w:ilvl="2" w:tplc="39BC4F9C" w:tentative="1">
+      <w:start w:val="1"/>
+      <w:numFmt w:val="bullet"/>
+      <w:lvlText w:val="■"/>
+      <w:lvlJc w:val="left"/>
+      <w:pPr>
+        <w:ind w:left="2160" w:hanging="360"/>
+      </w:pPr>
+    </w:lvl>
+    <w:lvl w:ilvl="3" w:tplc="731C9A6A" w:tentative="1">
+      <w:start w:val="1"/>
+      <w:numFmt w:val="bullet"/>
+      <w:lvlText w:val="●"/>
+      <w:lvlJc w:val="left"/>
+      <w:pPr>
+        <w:ind w:left="2880" w:hanging="360"/>
+      </w:pPr>
+    </w:lvl>
+    <w:lvl w:ilvl="4" w:tplc="4AC606C0" w:tentative="1">
+      <w:start w:val="1"/>
+      <w:numFmt w:val="bullet"/>
+      <w:lvlText w:val="○"/>
+      <w:lvlJc w:val="left"/>
+      <w:pPr>
+        <w:ind w:left="3600" w:hanging="360"/>
+      </w:pPr>
+    </w:lvl>
+    <w:lvl w:ilvl="5" w:tplc="34646CCA" w:tentative="1">
+      <w:start w:val="1"/>
+      <w:numFmt w:val="bullet"/>
+      <w:lvlText w:val="■"/>
+      <w:lvlJc w:val="left"/>
+      <w:pPr>
+        <w:ind w:left="4320" w:hanging="360"/>
+      </w:pPr>
+    </w:lvl>
+    <w:lvl w:ilvl="6" w:tplc="EB7233F6" w:tentative="1">
+      <w:start w:val="1"/>
+      <w:numFmt w:val="bullet"/>
+      <w:lvlText w:val="●"/>
+      <w:lvlJc w:val="left"/>
+      <w:pPr>
+        <w:ind w:left="5040" w:hanging="360"/>
+      </w:pPr>
+    </w:lvl>
+    <w:lvl w:ilvl="7" w:tplc="EB18A99E" w:tentative="1">
+      <w:start w:val="1"/>
+      <w:numFmt w:val="bullet"/>
+      <w:lvlText w:val="●"/>
+      <w:lvlJc w:val="left"/>
+      <w:pPr>
+        <w:ind w:left="5760" w:hanging="360"/>
+      </w:pPr>
+    </w:lvl>
+    <w:lvl w:ilvl="8" w:tplc="ACB42726" w:tentative="1">
+      <w:start w:val="1"/>
+      <w:numFmt w:val="bullet"/>
+      <w:lvlText w:val="●"/>
+      <w:lvlJc w:val="left"/>
+      <w:pPr>
+        <w:ind w:left="6480" w:hanging="360"/>
+      </w:pPr>
+    </w:lvl>
+  </w:abstractNum>
   <w:abstractNum w:abstractNumId="2" w15:restartNumberingAfterBreak="0">
-    <w:nsid w:val="188721C1"/>
+    <w:nsid w:val="3E6D13FD"/>
     <w:multiLevelType w:val="hybridMultilevel"/>
-    <w:tmpl w:val="29B2055A"/>
-    <w:lvl w:ilvl="0" w:tplc="AA4243C2">
+    <w:tmpl w:val="0B7E209C"/>
+    <w:lvl w:ilvl="0" w:tplc="77E296C6">
       <w:start w:val="1"/>
       <w:numFmt w:val="bullet"/>
       <w:lvlText w:val="–"/>
@@ -16788,52 +16780,52 @@
         <w:szCs w:val="28"/>
       </w:rPr>
     </w:lvl>
-    <w:lvl w:ilvl="1" w:tplc="E8E09556">
+    <w:lvl w:ilvl="1" w:tplc="B12EB9D6">
       <w:numFmt w:val="decimal"/>
       <w:lvlText w:val=""/>
       <w:lvlJc w:val="left"/>
     </w:lvl>
-    <w:lvl w:ilvl="2" w:tplc="A8B2450E">
+    <w:lvl w:ilvl="2" w:tplc="D18ED2D0">
       <w:numFmt w:val="decimal"/>
       <w:lvlText w:val=""/>
       <w:lvlJc w:val="left"/>
     </w:lvl>
-    <w:lvl w:ilvl="3" w:tplc="91E23780">
+    <w:lvl w:ilvl="3" w:tplc="0FA48380">
       <w:numFmt w:val="decimal"/>
       <w:lvlText w:val=""/>
       <w:lvlJc w:val="left"/>
     </w:lvl>
-    <w:lvl w:ilvl="4" w:tplc="7DF0E5A2">
+    <w:lvl w:ilvl="4" w:tplc="583EB2A4">
       <w:numFmt w:val="decimal"/>
       <w:lvlText w:val=""/>
       <w:lvlJc w:val="left"/>
     </w:lvl>
-    <w:lvl w:ilvl="5" w:tplc="FD960BBE">
+    <w:lvl w:ilvl="5" w:tplc="BCF6A086">
       <w:numFmt w:val="decimal"/>
       <w:lvlText w:val=""/>
       <w:lvlJc w:val="left"/>
     </w:lvl>
-    <w:lvl w:ilvl="6" w:tplc="F8EAF1DE">
+    <w:lvl w:ilvl="6" w:tplc="E2B4B6F8">
       <w:numFmt w:val="decimal"/>
       <w:lvlText w:val=""/>
       <w:lvlJc w:val="left"/>
     </w:lvl>
-    <w:lvl w:ilvl="7" w:tplc="6FF21F4A">
+    <w:lvl w:ilvl="7" w:tplc="D444B222">
       <w:numFmt w:val="decimal"/>
       <w:lvlText w:val=""/>
       <w:lvlJc w:val="left"/>
     </w:lvl>
-    <w:lvl w:ilvl="8" w:tplc="C2D4C2C6">
+    <w:lvl w:ilvl="8" w:tplc="55E00C22">
       <w:numFmt w:val="decimal"/>
       <w:lvlText w:val=""/>
       <w:lvlJc w:val="left"/>
     </w:lvl>
   </w:abstractNum>
   <w:abstractNum w:abstractNumId="3" w15:restartNumberingAfterBreak="0">
-    <w:nsid w:val="63A57ACF"/>
+    <w:nsid w:val="45D53145"/>
     <w:multiLevelType w:val="hybridMultilevel"/>
-    <w:tmpl w:val="522A78C6"/>
-    <w:lvl w:ilvl="0" w:tplc="C0A614D0">
+    <w:tmpl w:val="DED2B2D4"/>
+    <w:lvl w:ilvl="0" w:tplc="E8E06FF0">
       <w:start w:val="1"/>
       <w:numFmt w:val="decimal"/>
       <w:lvlText w:val="%1."/>
@@ -16847,66 +16839,66 @@
         <w:szCs w:val="28"/>
       </w:rPr>
     </w:lvl>
-    <w:lvl w:ilvl="1" w:tplc="D0CCAFD0">
+    <w:lvl w:ilvl="1" w:tplc="EA928AF0">
       <w:numFmt w:val="decimal"/>
       <w:lvlText w:val=""/>
       <w:lvlJc w:val="left"/>
     </w:lvl>
-    <w:lvl w:ilvl="2" w:tplc="31CE3A4E">
+    <w:lvl w:ilvl="2" w:tplc="7E482C8E">
       <w:numFmt w:val="decimal"/>
       <w:lvlText w:val=""/>
       <w:lvlJc w:val="left"/>
     </w:lvl>
-    <w:lvl w:ilvl="3" w:tplc="4DA2D306">
+    <w:lvl w:ilvl="3" w:tplc="C28CF13C">
       <w:numFmt w:val="decimal"/>
       <w:lvlText w:val=""/>
       <w:lvlJc w:val="left"/>
     </w:lvl>
-    <w:lvl w:ilvl="4" w:tplc="2FDA1216">
+    <w:lvl w:ilvl="4" w:tplc="3F749342">
       <w:numFmt w:val="decimal"/>
       <w:lvlText w:val=""/>
       <w:lvlJc w:val="left"/>
     </w:lvl>
-    <w:lvl w:ilvl="5" w:tplc="2B9C570C">
+    <w:lvl w:ilvl="5" w:tplc="B4D60AE2">
       <w:numFmt w:val="decimal"/>
       <w:lvlText w:val=""/>
       <w:lvlJc w:val="left"/>
     </w:lvl>
-    <w:lvl w:ilvl="6" w:tplc="C9820B52">
+    <w:lvl w:ilvl="6" w:tplc="F9C6D284">
       <w:numFmt w:val="decimal"/>
       <w:lvlText w:val=""/>
       <w:lvlJc w:val="left"/>
     </w:lvl>
-    <w:lvl w:ilvl="7" w:tplc="B1D85D5A">
+    <w:lvl w:ilvl="7" w:tplc="C0FE4490">
       <w:numFmt w:val="decimal"/>
       <w:lvlText w:val=""/>
       <w:lvlJc w:val="left"/>
     </w:lvl>
-    <w:lvl w:ilvl="8" w:tplc="B63CCED2">
+    <w:lvl w:ilvl="8" w:tplc="95EACACC">
       <w:numFmt w:val="decimal"/>
       <w:lvlText w:val=""/>
       <w:lvlJc w:val="left"/>
     </w:lvl>
   </w:abstractNum>
-  <w:num w:numId="1" w16cid:durableId="2051957563">
+  <w:num w:numId="1" w16cid:durableId="801994484">
+    <w:abstractNumId w:val="1"/>
+    <w:lvlOverride w:ilvl="0">
+      <w:startOverride w:val="1"/>
+    </w:lvlOverride>
+  </w:num>
+  <w:num w:numId="2" w16cid:durableId="1938711466">
     <w:abstractNumId w:val="0"/>
     <w:lvlOverride w:ilvl="0">
       <w:startOverride w:val="1"/>
     </w:lvlOverride>
   </w:num>
-  <w:num w:numId="2" w16cid:durableId="1709254898">
-    <w:abstractNumId w:val="1"/>
-    <w:lvlOverride w:ilvl="0">
-      <w:startOverride w:val="1"/>
-    </w:lvlOverride>
-  </w:num>
-  <w:num w:numId="3" w16cid:durableId="1969702344">
+  <w:num w:numId="3" w16cid:durableId="1010332923">
     <w:abstractNumId w:val="2"/>
     <w:lvlOverride w:ilvl="0">
       <w:startOverride w:val="1"/>
     </w:lvlOverride>
   </w:num>
-  <w:num w:numId="4" w16cid:durableId="154610468">
+  <w:num w:numId="4" w16cid:durableId="1863591940">
     <w:abstractNumId w:val="3"/>
     <w:lvlOverride w:ilvl="0">
       <w:startOverride w:val="1"/>
@@ -17541,7 +17533,7 @@
     <w:autoRedefine/>
     <w:uiPriority w:val="39"/>
     <w:unhideWhenUsed/>
-    <w:rsid w:val="00897DC7"/>
+    <w:rsid w:val="00DD47F0"/>
     <w:pPr>
       <w:spacing w:after="100"/>
     </w:pPr>
@@ -17553,7 +17545,7 @@
     <w:autoRedefine/>
     <w:uiPriority w:val="39"/>
     <w:unhideWhenUsed/>
-    <w:rsid w:val="00897DC7"/>
+    <w:rsid w:val="00DD47F0"/>
     <w:pPr>
       <w:spacing w:after="100"/>
       <w:ind w:left="280"/>
